--- a/public/templates/official-proposal.docx
+++ b/public/templates/official-proposal.docx
@@ -13,6 +13,7 @@
       </w:pPr>
       <w:r>
         <w:rPr>
+          <w:color w:val="000000"/>
           <w:rtl w:val="0"/>
         </w:rPr>
       </w:r>
@@ -31,6 +32,7 @@
       <w:r>
         <w:rPr>
           <w:rFonts w:ascii="Times New Roman" w:cs="Times New Roman" w:eastAsia="Times New Roman" w:hAnsi="Times New Roman"/>
+          <w:color w:val="000000"/>
           <w:sz w:val="24"/>
           <w:szCs w:val="24"/>
           <w:rtl w:val="0"/>
@@ -51,6 +53,7 @@
       </w:pPr>
       <w:r>
         <w:rPr>
+          <w:color w:val="000000"/>
           <w:rtl w:val="0"/>
         </w:rPr>
       </w:r>
@@ -69,6 +72,7 @@
       <w:r>
         <w:rPr>
           <w:rFonts w:ascii="Times New Roman" w:cs="Times New Roman" w:eastAsia="Times New Roman" w:hAnsi="Times New Roman"/>
+          <w:color w:val="000000"/>
           <w:sz w:val="24"/>
           <w:szCs w:val="24"/>
           <w:rtl w:val="0"/>
@@ -80,6 +84,7 @@
           <w:rFonts w:ascii="Times New Roman" w:cs="Times New Roman" w:eastAsia="Times New Roman" w:hAnsi="Times New Roman"/>
           <w:b w:val="1"/>
           <w:bCs w:val="1"/>
+          <w:color w:val="000000"/>
           <w:sz w:val="24"/>
           <w:szCs w:val="24"/>
           <w:rtl w:val="0"/>
@@ -89,6 +94,7 @@
       <w:r>
         <w:rPr>
           <w:rFonts w:ascii="Times New Roman" w:cs="Times New Roman" w:eastAsia="Times New Roman" w:hAnsi="Times New Roman"/>
+          <w:color w:val="000000"/>
           <w:sz w:val="24"/>
           <w:szCs w:val="24"/>
           <w:rtl w:val="0"/>
@@ -109,6 +115,7 @@
       </w:pPr>
       <w:r>
         <w:rPr>
+          <w:color w:val="000000"/>
           <w:rtl w:val="0"/>
         </w:rPr>
       </w:r>
@@ -127,6 +134,7 @@
       <w:r>
         <w:rPr>
           <w:rFonts w:ascii="Times New Roman" w:cs="Times New Roman" w:eastAsia="Times New Roman" w:hAnsi="Times New Roman"/>
+          <w:color w:val="000000"/>
           <w:sz w:val="24"/>
           <w:szCs w:val="24"/>
           <w:rtl w:val="0"/>
@@ -138,6 +146,7 @@
           <w:rFonts w:ascii="Times New Roman" w:cs="Times New Roman" w:eastAsia="Times New Roman" w:hAnsi="Times New Roman"/>
           <w:b w:val="1"/>
           <w:bCs w:val="1"/>
+          <w:color w:val="000000"/>
           <w:sz w:val="24"/>
           <w:szCs w:val="24"/>
           <w:rtl w:val="0"/>
@@ -147,6 +156,7 @@
       <w:r>
         <w:rPr>
           <w:rFonts w:ascii="Times New Roman" w:cs="Times New Roman" w:eastAsia="Times New Roman" w:hAnsi="Times New Roman"/>
+          <w:color w:val="000000"/>
           <w:sz w:val="24"/>
           <w:szCs w:val="24"/>
           <w:rtl w:val="0"/>
@@ -158,6 +168,7 @@
           <w:rFonts w:ascii="Times New Roman" w:cs="Times New Roman" w:eastAsia="Times New Roman" w:hAnsi="Times New Roman"/>
           <w:b w:val="1"/>
           <w:bCs w:val="1"/>
+          <w:color w:val="000000"/>
           <w:sz w:val="24"/>
           <w:szCs w:val="24"/>
           <w:rtl w:val="0"/>
@@ -167,6 +178,7 @@
       <w:r>
         <w:rPr>
           <w:rFonts w:ascii="Times New Roman" w:cs="Times New Roman" w:eastAsia="Times New Roman" w:hAnsi="Times New Roman"/>
+          <w:color w:val="000000"/>
           <w:sz w:val="24"/>
           <w:szCs w:val="24"/>
           <w:rtl w:val="0"/>
@@ -187,6 +199,7 @@
       </w:pPr>
       <w:r>
         <w:rPr>
+          <w:color w:val="000000"/>
           <w:rtl w:val="0"/>
         </w:rPr>
       </w:r>
@@ -203,6 +216,7 @@
       <w:r>
         <w:rPr>
           <w:rFonts w:ascii="Times New Roman" w:cs="Times New Roman" w:eastAsia="Times New Roman" w:hAnsi="Times New Roman"/>
+          <w:color w:val="000000"/>
           <w:sz w:val="24"/>
           <w:szCs w:val="24"/>
           <w:rtl w:val="0"/>
@@ -214,6 +228,7 @@
           <w:rFonts w:ascii="Times New Roman" w:cs="Times New Roman" w:eastAsia="Times New Roman" w:hAnsi="Times New Roman"/>
           <w:b w:val="1"/>
           <w:bCs w:val="1"/>
+          <w:color w:val="000000"/>
           <w:sz w:val="24"/>
           <w:szCs w:val="24"/>
           <w:rtl w:val="0"/>
@@ -223,6 +238,7 @@
       <w:r>
         <w:rPr>
           <w:rFonts w:ascii="Times New Roman" w:cs="Times New Roman" w:eastAsia="Times New Roman" w:hAnsi="Times New Roman"/>
+          <w:color w:val="000000"/>
           <w:sz w:val="24"/>
           <w:szCs w:val="24"/>
           <w:rtl w:val="0"/>
@@ -246,6 +262,7 @@
           <w:rFonts w:ascii="Times New Roman" w:cs="Times New Roman" w:eastAsia="Times New Roman" w:hAnsi="Times New Roman"/>
           <w:b w:val="1"/>
           <w:bCs w:val="1"/>
+          <w:color w:val="000000"/>
           <w:sz w:val="24"/>
           <w:szCs w:val="24"/>
           <w:rtl w:val="0"/>
@@ -277,6 +294,7 @@
           <w:rFonts w:ascii="Times New Roman" w:cs="Times New Roman" w:eastAsia="Times New Roman" w:hAnsi="Times New Roman"/>
           <w:b w:val="1"/>
           <w:bCs w:val="1"/>
+          <w:color w:val="000000"/>
           <w:sz w:val="24"/>
           <w:szCs w:val="24"/>
           <w:rtl w:val="0"/>
@@ -286,6 +304,7 @@
       <w:r>
         <w:rPr>
           <w:rFonts w:ascii="Times New Roman" w:cs="Times New Roman" w:eastAsia="Times New Roman" w:hAnsi="Times New Roman"/>
+          <w:color w:val="000000"/>
           <w:sz w:val="24"/>
           <w:szCs w:val="24"/>
           <w:rtl w:val="0"/>
@@ -297,6 +316,7 @@
           <w:rFonts w:ascii="Times New Roman" w:cs="Times New Roman" w:eastAsia="Times New Roman" w:hAnsi="Times New Roman"/>
           <w:b w:val="1"/>
           <w:bCs w:val="1"/>
+          <w:color w:val="000000"/>
           <w:sz w:val="24"/>
           <w:szCs w:val="24"/>
           <w:rtl w:val="0"/>
@@ -306,6 +326,7 @@
       <w:r>
         <w:rPr>
           <w:rFonts w:ascii="Times New Roman" w:cs="Times New Roman" w:eastAsia="Times New Roman" w:hAnsi="Times New Roman"/>
+          <w:color w:val="000000"/>
           <w:sz w:val="24"/>
           <w:szCs w:val="24"/>
           <w:rtl w:val="0"/>
@@ -317,6 +338,7 @@
           <w:rFonts w:ascii="Times New Roman" w:cs="Times New Roman" w:eastAsia="Times New Roman" w:hAnsi="Times New Roman"/>
           <w:b w:val="1"/>
           <w:bCs w:val="1"/>
+          <w:color w:val="000000"/>
           <w:sz w:val="24"/>
           <w:szCs w:val="24"/>
           <w:rtl w:val="0"/>
@@ -326,6 +348,7 @@
       <w:r>
         <w:rPr>
           <w:rFonts w:ascii="Times New Roman" w:cs="Times New Roman" w:eastAsia="Times New Roman" w:hAnsi="Times New Roman"/>
+          <w:color w:val="000000"/>
           <w:sz w:val="24"/>
           <w:szCs w:val="24"/>
           <w:rtl w:val="0"/>
@@ -337,6 +360,7 @@
           <w:rFonts w:ascii="Times New Roman" w:cs="Times New Roman" w:eastAsia="Times New Roman" w:hAnsi="Times New Roman"/>
           <w:b w:val="1"/>
           <w:bCs w:val="1"/>
+          <w:color w:val="000000"/>
           <w:sz w:val="24"/>
           <w:szCs w:val="24"/>
           <w:rtl w:val="0"/>
@@ -346,6 +370,7 @@
       <w:r>
         <w:rPr>
           <w:rFonts w:ascii="Times New Roman" w:cs="Times New Roman" w:eastAsia="Times New Roman" w:hAnsi="Times New Roman"/>
+          <w:color w:val="000000"/>
           <w:sz w:val="24"/>
           <w:szCs w:val="24"/>
           <w:rtl w:val="0"/>
@@ -354,6 +379,7 @@
       </w:r>
       <w:r>
         <w:rPr>
+          <w:color w:val="000000"/>
           <w:rtl w:val="0"/>
         </w:rPr>
       </w:r>
@@ -375,6 +401,7 @@
       </w:pPr>
       <w:r>
         <w:rPr>
+          <w:color w:val="000000"/>
           <w:rtl w:val="0"/>
         </w:rPr>
       </w:r>
@@ -403,6 +430,7 @@
           <w:rFonts w:ascii="Times New Roman" w:cs="Times New Roman" w:eastAsia="Times New Roman" w:hAnsi="Times New Roman"/>
           <w:b w:val="1"/>
           <w:bCs w:val="1"/>
+          <w:color w:val="000000"/>
           <w:sz w:val="24"/>
           <w:szCs w:val="24"/>
           <w:rtl w:val="0"/>
@@ -412,6 +440,7 @@
       <w:r>
         <w:rPr>
           <w:rFonts w:ascii="Times New Roman" w:cs="Times New Roman" w:eastAsia="Times New Roman" w:hAnsi="Times New Roman"/>
+          <w:color w:val="000000"/>
           <w:sz w:val="24"/>
           <w:szCs w:val="24"/>
           <w:rtl w:val="0"/>
@@ -423,6 +452,7 @@
           <w:rFonts w:ascii="Times New Roman" w:cs="Times New Roman" w:eastAsia="Times New Roman" w:hAnsi="Times New Roman"/>
           <w:b w:val="1"/>
           <w:bCs w:val="1"/>
+          <w:color w:val="000000"/>
           <w:sz w:val="24"/>
           <w:szCs w:val="24"/>
           <w:rtl w:val="0"/>
@@ -432,6 +462,7 @@
       <w:r>
         <w:rPr>
           <w:rFonts w:ascii="Times New Roman" w:cs="Times New Roman" w:eastAsia="Times New Roman" w:hAnsi="Times New Roman"/>
+          <w:color w:val="000000"/>
           <w:sz w:val="24"/>
           <w:szCs w:val="24"/>
           <w:rtl w:val="0"/>
@@ -440,6 +471,7 @@
       </w:r>
       <w:r>
         <w:rPr>
+          <w:color w:val="000000"/>
           <w:rtl w:val="0"/>
         </w:rPr>
       </w:r>
@@ -461,10 +493,14 @@
       </w:pPr>
       <w:r>
         <w:rPr>
-          <w:rtl w:val="0"/>
-        </w:rPr>
-      </w:r>
-      <w:r>
+          <w:color w:val="000000"/>
+          <w:rtl w:val="0"/>
+        </w:rPr>
+      </w:r>
+      <w:r>
+        <w:rPr>
+          <w:color w:val="000000"/>
+        </w:rPr>
         <w:drawing>
           <wp:anchor allowOverlap="1" behindDoc="0" distB="0" distT="0" distL="114300" distR="114300" hidden="0" layoutInCell="1" locked="0" relativeHeight="0" simplePos="0">
             <wp:simplePos x="0" y="0"/>
@@ -524,6 +560,7 @@
       </w:pPr>
       <w:r>
         <w:rPr>
+          <w:color w:val="000000"/>
           <w:rtl w:val="0"/>
         </w:rPr>
       </w:r>
@@ -545,6 +582,7 @@
       </w:pPr>
       <w:r>
         <w:rPr>
+          <w:color w:val="000000"/>
           <w:rtl w:val="0"/>
         </w:rPr>
       </w:r>
@@ -566,6 +604,7 @@
       </w:pPr>
       <w:r>
         <w:rPr>
+          <w:color w:val="000000"/>
           <w:rtl w:val="0"/>
         </w:rPr>
       </w:r>
@@ -587,6 +626,7 @@
       </w:pPr>
       <w:r>
         <w:rPr>
+          <w:color w:val="000000"/>
           <w:rtl w:val="0"/>
         </w:rPr>
       </w:r>
@@ -608,6 +648,7 @@
       </w:pPr>
       <w:r>
         <w:rPr>
+          <w:color w:val="000000"/>
           <w:rtl w:val="0"/>
         </w:rPr>
       </w:r>
@@ -623,6 +664,7 @@
       </w:pPr>
       <w:r>
         <w:rPr>
+          <w:color w:val="000000"/>
           <w:rtl w:val="0"/>
         </w:rPr>
       </w:r>
@@ -638,6 +680,7 @@
       </w:pPr>
       <w:r>
         <w:rPr>
+          <w:color w:val="000000"/>
           <w:rtl w:val="0"/>
         </w:rPr>
       </w:r>
@@ -661,6 +704,7 @@
       </w:pPr>
       <w:r>
         <w:rPr>
+          <w:color w:val="000000"/>
           <w:rtl w:val="0"/>
         </w:rPr>
       </w:r>
@@ -689,6 +733,7 @@
           <w:rFonts w:ascii="Times New Roman" w:cs="Times New Roman" w:eastAsia="Times New Roman" w:hAnsi="Times New Roman"/>
           <w:b w:val="1"/>
           <w:bCs w:val="1"/>
+          <w:color w:val="000000"/>
           <w:sz w:val="24"/>
           <w:szCs w:val="24"/>
           <w:rtl w:val="0"/>
@@ -698,6 +743,7 @@
       <w:r>
         <w:rPr>
           <w:rFonts w:ascii="Times New Roman" w:cs="Times New Roman" w:eastAsia="Times New Roman" w:hAnsi="Times New Roman"/>
+          <w:color w:val="000000"/>
           <w:sz w:val="24"/>
           <w:szCs w:val="24"/>
           <w:rtl w:val="0"/>
@@ -706,6 +752,7 @@
       </w:r>
       <w:r>
         <w:rPr>
+          <w:color w:val="000000"/>
           <w:rtl w:val="0"/>
         </w:rPr>
       </w:r>
@@ -727,6 +774,7 @@
       </w:pPr>
       <w:r>
         <w:rPr>
+          <w:color w:val="000000"/>
           <w:rtl w:val="0"/>
         </w:rPr>
       </w:r>
@@ -755,6 +803,7 @@
           <w:rFonts w:ascii="Times New Roman" w:cs="Times New Roman" w:eastAsia="Times New Roman" w:hAnsi="Times New Roman"/>
           <w:b w:val="1"/>
           <w:bCs w:val="1"/>
+          <w:color w:val="000000"/>
           <w:sz w:val="24"/>
           <w:szCs w:val="24"/>
           <w:rtl w:val="0"/>
@@ -764,6 +813,7 @@
       <w:r>
         <w:rPr>
           <w:rFonts w:ascii="Times New Roman" w:cs="Times New Roman" w:eastAsia="Times New Roman" w:hAnsi="Times New Roman"/>
+          <w:color w:val="000000"/>
           <w:sz w:val="24"/>
           <w:szCs w:val="24"/>
           <w:rtl w:val="0"/>
@@ -772,6 +822,7 @@
       </w:r>
       <w:r>
         <w:rPr>
+          <w:color w:val="000000"/>
           <w:rtl w:val="0"/>
         </w:rPr>
       </w:r>
@@ -793,6 +844,7 @@
       </w:pPr>
       <w:r>
         <w:rPr>
+          <w:color w:val="000000"/>
           <w:rtl w:val="0"/>
         </w:rPr>
       </w:r>
@@ -821,6 +873,7 @@
           <w:rFonts w:ascii="Times New Roman" w:cs="Times New Roman" w:eastAsia="Times New Roman" w:hAnsi="Times New Roman"/>
           <w:b w:val="1"/>
           <w:bCs w:val="1"/>
+          <w:color w:val="000000"/>
           <w:sz w:val="24"/>
           <w:szCs w:val="24"/>
           <w:rtl w:val="0"/>
@@ -830,6 +883,7 @@
       <w:r>
         <w:rPr>
           <w:rFonts w:ascii="Times New Roman" w:cs="Times New Roman" w:eastAsia="Times New Roman" w:hAnsi="Times New Roman"/>
+          <w:color w:val="000000"/>
           <w:sz w:val="24"/>
           <w:szCs w:val="24"/>
           <w:rtl w:val="0"/>
@@ -841,6 +895,7 @@
           <w:rFonts w:ascii="Times New Roman" w:cs="Times New Roman" w:eastAsia="Times New Roman" w:hAnsi="Times New Roman"/>
           <w:b w:val="1"/>
           <w:bCs w:val="1"/>
+          <w:color w:val="000000"/>
           <w:sz w:val="24"/>
           <w:szCs w:val="24"/>
           <w:rtl w:val="0"/>
@@ -850,6 +905,7 @@
       <w:r>
         <w:rPr>
           <w:rFonts w:ascii="Times New Roman" w:cs="Times New Roman" w:eastAsia="Times New Roman" w:hAnsi="Times New Roman"/>
+          <w:color w:val="000000"/>
           <w:sz w:val="24"/>
           <w:szCs w:val="24"/>
           <w:rtl w:val="0"/>
@@ -858,10 +914,14 @@
       </w:r>
       <w:r>
         <w:rPr>
-          <w:rtl w:val="0"/>
-        </w:rPr>
-      </w:r>
-      <w:r>
+          <w:color w:val="000000"/>
+          <w:rtl w:val="0"/>
+        </w:rPr>
+      </w:r>
+      <w:r>
+        <w:rPr>
+          <w:color w:val="000000"/>
+        </w:rPr>
         <w:drawing>
           <wp:anchor allowOverlap="1" behindDoc="0" distB="0" distT="0" distL="0" distR="0" hidden="0" layoutInCell="1" locked="0" relativeHeight="0" simplePos="0">
             <wp:simplePos x="0" y="0"/>
@@ -919,6 +979,7 @@
       </w:pPr>
       <w:r>
         <w:rPr>
+          <w:color w:val="000000"/>
           <w:rtl w:val="0"/>
         </w:rPr>
       </w:r>
@@ -947,6 +1008,7 @@
           <w:rFonts w:ascii="Times New Roman" w:cs="Times New Roman" w:eastAsia="Times New Roman" w:hAnsi="Times New Roman"/>
           <w:b w:val="1"/>
           <w:bCs w:val="1"/>
+          <w:color w:val="000000"/>
           <w:sz w:val="24"/>
           <w:szCs w:val="24"/>
           <w:rtl w:val="0"/>
@@ -956,6 +1018,7 @@
       <w:r>
         <w:rPr>
           <w:rFonts w:ascii="Times New Roman" w:cs="Times New Roman" w:eastAsia="Times New Roman" w:hAnsi="Times New Roman"/>
+          <w:color w:val="000000"/>
           <w:sz w:val="24"/>
           <w:szCs w:val="24"/>
           <w:rtl w:val="0"/>
@@ -967,6 +1030,7 @@
           <w:rFonts w:ascii="Times New Roman" w:cs="Times New Roman" w:eastAsia="Times New Roman" w:hAnsi="Times New Roman"/>
           <w:b w:val="1"/>
           <w:bCs w:val="1"/>
+          <w:color w:val="000000"/>
           <w:sz w:val="24"/>
           <w:szCs w:val="24"/>
           <w:rtl w:val="0"/>
@@ -976,6 +1040,7 @@
       <w:r>
         <w:rPr>
           <w:rFonts w:ascii="Times New Roman" w:cs="Times New Roman" w:eastAsia="Times New Roman" w:hAnsi="Times New Roman"/>
+          <w:color w:val="000000"/>
           <w:sz w:val="24"/>
           <w:szCs w:val="24"/>
           <w:rtl w:val="0"/>
@@ -984,6 +1049,7 @@
       </w:r>
       <w:r>
         <w:rPr>
+          <w:color w:val="000000"/>
           <w:rtl w:val="0"/>
         </w:rPr>
       </w:r>
@@ -1003,10 +1069,14 @@
       </w:pPr>
       <w:r>
         <w:rPr>
-          <w:rtl w:val="0"/>
-        </w:rPr>
-      </w:r>
-      <w:r>
+          <w:color w:val="000000"/>
+          <w:rtl w:val="0"/>
+        </w:rPr>
+      </w:r>
+      <w:r>
+        <w:rPr>
+          <w:color w:val="000000"/>
+        </w:rPr>
         <w:drawing>
           <wp:anchor allowOverlap="1" behindDoc="0" distB="0" distT="0" distL="114300" distR="114300" hidden="0" layoutInCell="1" locked="0" relativeHeight="0" simplePos="0">
             <wp:simplePos x="0" y="0"/>
@@ -1060,6 +1130,7 @@
       </w:pPr>
       <w:r>
         <w:rPr>
+          <w:color w:val="000000"/>
           <w:rtl w:val="0"/>
         </w:rPr>
       </w:r>
@@ -1075,6 +1146,7 @@
       </w:pPr>
       <w:r>
         <w:rPr>
+          <w:color w:val="000000"/>
           <w:rtl w:val="0"/>
         </w:rPr>
       </w:r>
@@ -1090,6 +1162,7 @@
       </w:pPr>
       <w:r>
         <w:rPr>
+          <w:color w:val="000000"/>
           <w:rtl w:val="0"/>
         </w:rPr>
       </w:r>
@@ -1105,6 +1178,7 @@
       </w:pPr>
       <w:r>
         <w:rPr>
+          <w:color w:val="000000"/>
           <w:rtl w:val="0"/>
         </w:rPr>
       </w:r>
@@ -1120,6 +1194,7 @@
       </w:pPr>
       <w:r>
         <w:rPr>
+          <w:color w:val="000000"/>
           <w:rtl w:val="0"/>
         </w:rPr>
       </w:r>
@@ -1139,6 +1214,7 @@
       </w:pPr>
       <w:r>
         <w:rPr>
+          <w:color w:val="000000"/>
           <w:rtl w:val="0"/>
         </w:rPr>
       </w:r>
@@ -1158,6 +1234,7 @@
       </w:pPr>
       <w:r>
         <w:rPr>
+          <w:color w:val="000000"/>
           <w:rtl w:val="0"/>
         </w:rPr>
       </w:r>
@@ -1177,6 +1254,7 @@
       </w:pPr>
       <w:r>
         <w:rPr>
+          <w:color w:val="000000"/>
           <w:rtl w:val="0"/>
         </w:rPr>
       </w:r>
@@ -1201,6 +1279,7 @@
           <w:rFonts w:ascii="Times New Roman" w:cs="Times New Roman" w:eastAsia="Times New Roman" w:hAnsi="Times New Roman"/>
           <w:b w:val="1"/>
           <w:bCs w:val="1"/>
+          <w:color w:val="000000"/>
           <w:sz w:val="24"/>
           <w:szCs w:val="24"/>
           <w:rtl w:val="0"/>
@@ -1210,6 +1289,7 @@
       <w:r>
         <w:rPr>
           <w:rFonts w:ascii="Times New Roman" w:cs="Times New Roman" w:eastAsia="Times New Roman" w:hAnsi="Times New Roman"/>
+          <w:color w:val="000000"/>
           <w:sz w:val="24"/>
           <w:szCs w:val="24"/>
           <w:rtl w:val="0"/>
@@ -1218,6 +1298,7 @@
       </w:r>
       <w:r>
         <w:rPr>
+          <w:color w:val="000000"/>
           <w:rtl w:val="0"/>
         </w:rPr>
       </w:r>
@@ -1235,6 +1316,7 @@
       </w:pPr>
       <w:r>
         <w:rPr>
+          <w:color w:val="000000"/>
           <w:rtl w:val="0"/>
         </w:rPr>
       </w:r>
@@ -1252,6 +1334,7 @@
       <w:r>
         <w:rPr>
           <w:rFonts w:ascii="Times New Roman" w:cs="Times New Roman" w:eastAsia="Times New Roman" w:hAnsi="Times New Roman"/>
+          <w:color w:val="000000"/>
           <w:sz w:val="24"/>
           <w:szCs w:val="24"/>
         </w:rPr>
@@ -1291,6 +1374,7 @@
       <w:r>
         <w:rPr>
           <w:rFonts w:ascii="Times New Roman" w:cs="Times New Roman" w:eastAsia="Times New Roman" w:hAnsi="Times New Roman"/>
+          <w:color w:val="000000"/>
           <w:sz w:val="24"/>
           <w:szCs w:val="24"/>
           <w:rtl w:val="0"/>
@@ -1300,6 +1384,7 @@
       <w:r>
         <w:rPr>
           <w:rFonts w:ascii="Times New Roman" w:cs="Times New Roman" w:eastAsia="Times New Roman" w:hAnsi="Times New Roman"/>
+          <w:color w:val="000000"/>
           <w:sz w:val="24"/>
           <w:szCs w:val="24"/>
         </w:rPr>
@@ -1338,6 +1423,7 @@
       </w:r>
       <w:r>
         <w:rPr>
+          <w:color w:val="000000"/>
           <w:rtl w:val="0"/>
         </w:rPr>
       </w:r>
@@ -1362,6 +1448,7 @@
           <w:rFonts w:ascii="Times New Roman" w:cs="Times New Roman" w:eastAsia="Times New Roman" w:hAnsi="Times New Roman"/>
           <w:b w:val="1"/>
           <w:bCs w:val="1"/>
+          <w:color w:val="000000"/>
           <w:sz w:val="24"/>
           <w:szCs w:val="24"/>
           <w:rtl w:val="0"/>
@@ -1371,6 +1458,7 @@
       <w:r>
         <w:rPr>
           <w:rFonts w:ascii="Times New Roman" w:cs="Times New Roman" w:eastAsia="Times New Roman" w:hAnsi="Times New Roman"/>
+          <w:color w:val="000000"/>
           <w:sz w:val="24"/>
           <w:szCs w:val="24"/>
           <w:rtl w:val="0"/>
@@ -1379,6 +1467,7 @@
       </w:r>
       <w:r>
         <w:rPr>
+          <w:color w:val="000000"/>
           <w:rtl w:val="0"/>
         </w:rPr>
       </w:r>
@@ -1396,6 +1485,7 @@
       </w:pPr>
       <w:r>
         <w:rPr>
+          <w:color w:val="000000"/>
           <w:sz w:val="20"/>
           <w:szCs w:val="20"/>
         </w:rPr>
@@ -1434,6 +1524,7 @@
       </w:r>
       <w:r>
         <w:rPr>
+          <w:color w:val="000000"/>
           <w:rtl w:val="0"/>
         </w:rPr>
       </w:r>
@@ -1458,6 +1549,7 @@
           <w:rFonts w:ascii="Times New Roman" w:cs="Times New Roman" w:eastAsia="Times New Roman" w:hAnsi="Times New Roman"/>
           <w:b w:val="1"/>
           <w:bCs w:val="1"/>
+          <w:color w:val="000000"/>
           <w:sz w:val="24"/>
           <w:szCs w:val="24"/>
           <w:rtl w:val="0"/>
@@ -1467,6 +1559,7 @@
       <w:r>
         <w:rPr>
           <w:rFonts w:ascii="Times New Roman" w:cs="Times New Roman" w:eastAsia="Times New Roman" w:hAnsi="Times New Roman"/>
+          <w:color w:val="000000"/>
           <w:sz w:val="24"/>
           <w:szCs w:val="24"/>
           <w:rtl w:val="0"/>
@@ -1478,6 +1571,7 @@
           <w:rFonts w:ascii="Times New Roman" w:cs="Times New Roman" w:eastAsia="Times New Roman" w:hAnsi="Times New Roman"/>
           <w:b w:val="1"/>
           <w:bCs w:val="1"/>
+          <w:color w:val="000000"/>
           <w:sz w:val="24"/>
           <w:szCs w:val="24"/>
           <w:rtl w:val="0"/>
@@ -1487,6 +1581,7 @@
       <w:r>
         <w:rPr>
           <w:rFonts w:ascii="Times New Roman" w:cs="Times New Roman" w:eastAsia="Times New Roman" w:hAnsi="Times New Roman"/>
+          <w:color w:val="000000"/>
           <w:sz w:val="24"/>
           <w:szCs w:val="24"/>
           <w:rtl w:val="0"/>
@@ -1507,6 +1602,7 @@
       </w:pPr>
       <w:r>
         <w:rPr>
+          <w:color w:val="000000"/>
           <w:rtl w:val="0"/>
         </w:rPr>
       </w:r>
@@ -1531,6 +1627,7 @@
           <w:rFonts w:ascii="Times New Roman" w:cs="Times New Roman" w:eastAsia="Times New Roman" w:hAnsi="Times New Roman"/>
           <w:b w:val="1"/>
           <w:bCs w:val="1"/>
+          <w:color w:val="000000"/>
           <w:sz w:val="24"/>
           <w:szCs w:val="24"/>
           <w:rtl w:val="0"/>
@@ -1540,6 +1637,7 @@
       <w:r>
         <w:rPr>
           <w:rFonts w:ascii="Times New Roman" w:cs="Times New Roman" w:eastAsia="Times New Roman" w:hAnsi="Times New Roman"/>
+          <w:color w:val="000000"/>
           <w:sz w:val="24"/>
           <w:szCs w:val="24"/>
           <w:rtl w:val="0"/>
@@ -1551,6 +1649,7 @@
           <w:rFonts w:ascii="Times New Roman" w:cs="Times New Roman" w:eastAsia="Times New Roman" w:hAnsi="Times New Roman"/>
           <w:b w:val="1"/>
           <w:bCs w:val="1"/>
+          <w:color w:val="000000"/>
           <w:sz w:val="24"/>
           <w:szCs w:val="24"/>
           <w:rtl w:val="0"/>
@@ -1560,6 +1659,7 @@
       <w:r>
         <w:rPr>
           <w:rFonts w:ascii="Times New Roman" w:cs="Times New Roman" w:eastAsia="Times New Roman" w:hAnsi="Times New Roman"/>
+          <w:color w:val="000000"/>
           <w:sz w:val="24"/>
           <w:szCs w:val="24"/>
           <w:rtl w:val="0"/>
@@ -1568,6 +1668,7 @@
       </w:r>
       <w:r>
         <w:rPr>
+          <w:color w:val="000000"/>
           <w:rtl w:val="0"/>
         </w:rPr>
       </w:r>
@@ -1585,6 +1686,7 @@
       </w:pPr>
       <w:r>
         <w:rPr>
+          <w:color w:val="000000"/>
           <w:rtl w:val="0"/>
         </w:rPr>
       </w:r>
@@ -1609,6 +1711,7 @@
           <w:rFonts w:ascii="Times New Roman" w:cs="Times New Roman" w:eastAsia="Times New Roman" w:hAnsi="Times New Roman"/>
           <w:b w:val="1"/>
           <w:bCs w:val="1"/>
+          <w:color w:val="000000"/>
           <w:sz w:val="24"/>
           <w:szCs w:val="24"/>
           <w:rtl w:val="0"/>
@@ -1618,6 +1721,7 @@
       <w:r>
         <w:rPr>
           <w:rFonts w:ascii="Times New Roman" w:cs="Times New Roman" w:eastAsia="Times New Roman" w:hAnsi="Times New Roman"/>
+          <w:color w:val="000000"/>
           <w:sz w:val="24"/>
           <w:szCs w:val="24"/>
           <w:rtl w:val="0"/>
@@ -1629,6 +1733,7 @@
           <w:rFonts w:ascii="Times New Roman" w:cs="Times New Roman" w:eastAsia="Times New Roman" w:hAnsi="Times New Roman"/>
           <w:b w:val="1"/>
           <w:bCs w:val="1"/>
+          <w:color w:val="000000"/>
           <w:sz w:val="24"/>
           <w:szCs w:val="24"/>
           <w:rtl w:val="0"/>
@@ -1638,6 +1743,7 @@
       <w:r>
         <w:rPr>
           <w:rFonts w:ascii="Times New Roman" w:cs="Times New Roman" w:eastAsia="Times New Roman" w:hAnsi="Times New Roman"/>
+          <w:color w:val="000000"/>
           <w:sz w:val="24"/>
           <w:szCs w:val="24"/>
           <w:rtl w:val="0"/>
@@ -1646,6 +1752,7 @@
       </w:r>
       <w:r>
         <w:rPr>
+          <w:color w:val="000000"/>
           <w:rtl w:val="0"/>
         </w:rPr>
       </w:r>
@@ -1663,6 +1770,7 @@
       </w:pPr>
       <w:r>
         <w:rPr>
+          <w:color w:val="000000"/>
           <w:rtl w:val="0"/>
         </w:rPr>
       </w:r>
@@ -1687,6 +1795,7 @@
           <w:rFonts w:ascii="Times New Roman" w:cs="Times New Roman" w:eastAsia="Times New Roman" w:hAnsi="Times New Roman"/>
           <w:b w:val="1"/>
           <w:bCs w:val="1"/>
+          <w:color w:val="000000"/>
           <w:sz w:val="24"/>
           <w:szCs w:val="24"/>
           <w:rtl w:val="0"/>
@@ -1696,6 +1805,7 @@
       <w:r>
         <w:rPr>
           <w:rFonts w:ascii="Times New Roman" w:cs="Times New Roman" w:eastAsia="Times New Roman" w:hAnsi="Times New Roman"/>
+          <w:color w:val="000000"/>
           <w:sz w:val="24"/>
           <w:szCs w:val="24"/>
           <w:rtl w:val="0"/>
@@ -1707,6 +1817,7 @@
           <w:rFonts w:ascii="Times New Roman" w:cs="Times New Roman" w:eastAsia="Times New Roman" w:hAnsi="Times New Roman"/>
           <w:b w:val="1"/>
           <w:bCs w:val="1"/>
+          <w:color w:val="000000"/>
           <w:sz w:val="24"/>
           <w:szCs w:val="24"/>
           <w:rtl w:val="0"/>
@@ -1716,6 +1827,7 @@
       <w:r>
         <w:rPr>
           <w:rFonts w:ascii="Times New Roman" w:cs="Times New Roman" w:eastAsia="Times New Roman" w:hAnsi="Times New Roman"/>
+          <w:color w:val="000000"/>
           <w:sz w:val="24"/>
           <w:szCs w:val="24"/>
           <w:rtl w:val="0"/>
@@ -1724,6 +1836,7 @@
       </w:r>
       <w:r>
         <w:rPr>
+          <w:color w:val="000000"/>
           <w:rtl w:val="0"/>
         </w:rPr>
       </w:r>
@@ -1746,6 +1859,7 @@
       <w:r>
         <w:rPr>
           <w:rFonts w:ascii="Times New Roman" w:cs="Times New Roman" w:eastAsia="Times New Roman" w:hAnsi="Times New Roman"/>
+          <w:color w:val="000000"/>
           <w:sz w:val="24"/>
           <w:szCs w:val="24"/>
           <w:rtl w:val="0"/>
@@ -1754,6 +1868,7 @@
       </w:r>
       <w:r>
         <w:rPr>
+          <w:color w:val="000000"/>
           <w:rtl w:val="0"/>
         </w:rPr>
       </w:r>
@@ -1776,6 +1891,7 @@
       <w:r>
         <w:rPr>
           <w:rFonts w:ascii="Times New Roman" w:cs="Times New Roman" w:eastAsia="Times New Roman" w:hAnsi="Times New Roman"/>
+          <w:color w:val="000000"/>
           <w:sz w:val="24"/>
           <w:szCs w:val="24"/>
           <w:rtl w:val="0"/>
@@ -1784,6 +1900,7 @@
       </w:r>
       <w:r>
         <w:rPr>
+          <w:color w:val="000000"/>
           <w:rtl w:val="0"/>
         </w:rPr>
       </w:r>
@@ -1806,6 +1923,7 @@
       <w:r>
         <w:rPr>
           <w:rFonts w:ascii="Times New Roman" w:cs="Times New Roman" w:eastAsia="Times New Roman" w:hAnsi="Times New Roman"/>
+          <w:color w:val="000000"/>
           <w:sz w:val="24"/>
           <w:szCs w:val="24"/>
           <w:rtl w:val="0"/>
@@ -1814,6 +1932,7 @@
       </w:r>
       <w:r>
         <w:rPr>
+          <w:color w:val="000000"/>
           <w:rtl w:val="0"/>
         </w:rPr>
       </w:r>
@@ -1836,6 +1955,7 @@
       <w:r>
         <w:rPr>
           <w:rFonts w:ascii="Times New Roman" w:cs="Times New Roman" w:eastAsia="Times New Roman" w:hAnsi="Times New Roman"/>
+          <w:color w:val="000000"/>
           <w:sz w:val="24"/>
           <w:szCs w:val="24"/>
           <w:rtl w:val="0"/>
@@ -1844,6 +1964,7 @@
       </w:r>
       <w:r>
         <w:rPr>
+          <w:color w:val="000000"/>
           <w:rtl w:val="0"/>
         </w:rPr>
       </w:r>
@@ -1861,6 +1982,7 @@
       </w:pPr>
       <w:r>
         <w:rPr>
+          <w:color w:val="000000"/>
           <w:rtl w:val="0"/>
         </w:rPr>
       </w:r>
@@ -1885,6 +2007,7 @@
           <w:rFonts w:ascii="Times New Roman" w:cs="Times New Roman" w:eastAsia="Times New Roman" w:hAnsi="Times New Roman"/>
           <w:b w:val="1"/>
           <w:bCs w:val="1"/>
+          <w:color w:val="000000"/>
           <w:sz w:val="24"/>
           <w:szCs w:val="24"/>
           <w:rtl w:val="0"/>
@@ -1894,6 +2017,7 @@
       <w:r>
         <w:rPr>
           <w:rFonts w:ascii="Times New Roman" w:cs="Times New Roman" w:eastAsia="Times New Roman" w:hAnsi="Times New Roman"/>
+          <w:color w:val="000000"/>
           <w:sz w:val="24"/>
           <w:szCs w:val="24"/>
           <w:rtl w:val="0"/>
@@ -1902,6 +2026,7 @@
       </w:r>
       <w:r>
         <w:rPr>
+          <w:color w:val="000000"/>
           <w:rtl w:val="0"/>
         </w:rPr>
       </w:r>
@@ -1919,6 +2044,7 @@
       </w:pPr>
       <w:r>
         <w:rPr>
+          <w:color w:val="000000"/>
           <w:rtl w:val="0"/>
         </w:rPr>
       </w:r>
@@ -1943,6 +2069,7 @@
           <w:rFonts w:ascii="Times New Roman" w:cs="Times New Roman" w:eastAsia="Times New Roman" w:hAnsi="Times New Roman"/>
           <w:b w:val="1"/>
           <w:bCs w:val="1"/>
+          <w:color w:val="000000"/>
           <w:sz w:val="24"/>
           <w:szCs w:val="24"/>
           <w:rtl w:val="0"/>
@@ -1951,6 +2078,7 @@
       </w:r>
       <w:r>
         <w:rPr>
+          <w:color w:val="000000"/>
           <w:rtl w:val="0"/>
         </w:rPr>
       </w:r>
@@ -1969,6 +2097,7 @@
       <w:r>
         <w:rPr>
           <w:rFonts w:ascii="Times New Roman" w:cs="Times New Roman" w:eastAsia="Times New Roman" w:hAnsi="Times New Roman"/>
+          <w:color w:val="000000"/>
           <w:sz w:val="24"/>
           <w:szCs w:val="24"/>
           <w:rtl w:val="0"/>
@@ -1989,6 +2118,7 @@
       </w:pPr>
       <w:r>
         <w:rPr>
+          <w:color w:val="000000"/>
           <w:rtl w:val="0"/>
         </w:rPr>
       </w:r>
@@ -2015,6 +2145,7 @@
           <w:rFonts w:ascii="Times New Roman" w:cs="Times New Roman" w:eastAsia="Times New Roman" w:hAnsi="Times New Roman"/>
           <w:b w:val="1"/>
           <w:bCs w:val="1"/>
+          <w:color w:val="000000"/>
           <w:sz w:val="24"/>
           <w:szCs w:val="24"/>
           <w:rtl w:val="0"/>
@@ -2037,6 +2168,7 @@
       </w:pPr>
       <w:r>
         <w:rPr>
+          <w:color w:val="000000"/>
           <w:rtl w:val="0"/>
         </w:rPr>
       </w:r>
@@ -2055,6 +2187,7 @@
       <w:r>
         <w:rPr>
           <w:rFonts w:ascii="Times New Roman" w:cs="Times New Roman" w:eastAsia="Times New Roman" w:hAnsi="Times New Roman"/>
+          <w:color w:val="000000"/>
           <w:sz w:val="24"/>
           <w:szCs w:val="24"/>
           <w:rtl w:val="0"/>
@@ -2084,6 +2217,7 @@
           <w:rFonts w:ascii="Times New Roman" w:cs="Times New Roman" w:eastAsia="Times New Roman" w:hAnsi="Times New Roman"/>
           <w:b w:val="1"/>
           <w:bCs w:val="1"/>
+          <w:color w:val="000000"/>
           <w:sz w:val="24"/>
           <w:szCs w:val="24"/>
           <w:rtl w:val="0"/>
@@ -2092,6 +2226,7 @@
       </w:r>
       <w:r>
         <w:rPr>
+          <w:color w:val="000000"/>
           <w:rtl w:val="0"/>
         </w:rPr>
       </w:r>
@@ -2110,6 +2245,7 @@
       <w:r>
         <w:rPr>
           <w:rFonts w:ascii="Times New Roman" w:cs="Times New Roman" w:eastAsia="Times New Roman" w:hAnsi="Times New Roman"/>
+          <w:color w:val="000000"/>
           <w:sz w:val="24"/>
           <w:szCs w:val="24"/>
           <w:rtl w:val="0"/>
@@ -2137,6 +2273,7 @@
           <w:rFonts w:ascii="Times New Roman" w:cs="Times New Roman" w:eastAsia="Times New Roman" w:hAnsi="Times New Roman"/>
           <w:b w:val="1"/>
           <w:bCs w:val="1"/>
+          <w:color w:val="000000"/>
           <w:sz w:val="24"/>
           <w:szCs w:val="24"/>
           <w:rtl w:val="0"/>
@@ -2146,6 +2283,7 @@
       <w:r>
         <w:rPr>
           <w:rFonts w:ascii="Times New Roman" w:cs="Times New Roman" w:eastAsia="Times New Roman" w:hAnsi="Times New Roman"/>
+          <w:color w:val="000000"/>
           <w:sz w:val="24"/>
           <w:szCs w:val="24"/>
           <w:rtl w:val="0"/>
@@ -2157,6 +2295,7 @@
           <w:rFonts w:ascii="Times New Roman" w:cs="Times New Roman" w:eastAsia="Times New Roman" w:hAnsi="Times New Roman"/>
           <w:b w:val="1"/>
           <w:bCs w:val="1"/>
+          <w:color w:val="000000"/>
           <w:sz w:val="24"/>
           <w:szCs w:val="24"/>
           <w:rtl w:val="0"/>
@@ -2166,6 +2305,7 @@
       <w:r>
         <w:rPr>
           <w:rFonts w:ascii="Times New Roman" w:cs="Times New Roman" w:eastAsia="Times New Roman" w:hAnsi="Times New Roman"/>
+          <w:color w:val="000000"/>
           <w:sz w:val="24"/>
           <w:szCs w:val="24"/>
           <w:rtl w:val="0"/>
@@ -2174,6 +2314,7 @@
       </w:r>
       <w:r>
         <w:rPr>
+          <w:color w:val="000000"/>
           <w:rtl w:val="0"/>
         </w:rPr>
       </w:r>
@@ -2191,6 +2332,7 @@
       </w:pPr>
       <w:r>
         <w:rPr>
+          <w:color w:val="000000"/>
           <w:rtl w:val="0"/>
         </w:rPr>
       </w:r>
@@ -2216,6 +2358,7 @@
           <w:rFonts w:ascii="Times New Roman" w:cs="Times New Roman" w:eastAsia="Times New Roman" w:hAnsi="Times New Roman"/>
           <w:b w:val="1"/>
           <w:bCs w:val="1"/>
+          <w:color w:val="000000"/>
           <w:sz w:val="24"/>
           <w:szCs w:val="24"/>
           <w:rtl w:val="0"/>
@@ -2225,6 +2368,7 @@
       <w:r>
         <w:rPr>
           <w:rFonts w:ascii="Times New Roman" w:cs="Times New Roman" w:eastAsia="Times New Roman" w:hAnsi="Times New Roman"/>
+          <w:color w:val="000000"/>
           <w:sz w:val="24"/>
           <w:szCs w:val="24"/>
           <w:rtl w:val="0"/>
@@ -2236,6 +2380,7 @@
           <w:rFonts w:ascii="Times New Roman" w:cs="Times New Roman" w:eastAsia="Times New Roman" w:hAnsi="Times New Roman"/>
           <w:b w:val="1"/>
           <w:bCs w:val="1"/>
+          <w:color w:val="000000"/>
           <w:sz w:val="24"/>
           <w:szCs w:val="24"/>
           <w:rtl w:val="0"/>
@@ -2245,6 +2390,7 @@
       <w:r>
         <w:rPr>
           <w:rFonts w:ascii="Times New Roman" w:cs="Times New Roman" w:eastAsia="Times New Roman" w:hAnsi="Times New Roman"/>
+          <w:color w:val="000000"/>
           <w:sz w:val="24"/>
           <w:szCs w:val="24"/>
           <w:rtl w:val="0"/>
@@ -2253,6 +2399,7 @@
       </w:r>
       <w:r>
         <w:rPr>
+          <w:color w:val="000000"/>
           <w:rtl w:val="0"/>
         </w:rPr>
       </w:r>
@@ -2271,6 +2418,7 @@
       </w:pPr>
       <w:r>
         <w:rPr>
+          <w:color w:val="000000"/>
           <w:rtl w:val="0"/>
         </w:rPr>
       </w:r>
@@ -2298,6 +2446,7 @@
           <w:rFonts w:ascii="Times New Roman" w:cs="Times New Roman" w:eastAsia="Times New Roman" w:hAnsi="Times New Roman"/>
           <w:b w:val="1"/>
           <w:bCs w:val="1"/>
+          <w:color w:val="000000"/>
           <w:sz w:val="24"/>
           <w:szCs w:val="24"/>
           <w:rtl w:val="0"/>
@@ -2307,6 +2456,7 @@
       <w:r>
         <w:rPr>
           <w:rFonts w:ascii="Times New Roman" w:cs="Times New Roman" w:eastAsia="Times New Roman" w:hAnsi="Times New Roman"/>
+          <w:color w:val="000000"/>
           <w:sz w:val="24"/>
           <w:szCs w:val="24"/>
           <w:rtl w:val="0"/>
@@ -2315,6 +2465,7 @@
       </w:r>
       <w:r>
         <w:rPr>
+          <w:color w:val="000000"/>
           <w:rtl w:val="0"/>
         </w:rPr>
       </w:r>
@@ -2332,6 +2483,7 @@
       </w:pPr>
       <w:r>
         <w:rPr>
+          <w:color w:val="000000"/>
           <w:rtl w:val="0"/>
         </w:rPr>
       </w:r>
@@ -2359,6 +2511,7 @@
           <w:rFonts w:ascii="Times New Roman" w:cs="Times New Roman" w:eastAsia="Times New Roman" w:hAnsi="Times New Roman"/>
           <w:b w:val="1"/>
           <w:bCs w:val="1"/>
+          <w:color w:val="000000"/>
           <w:sz w:val="24"/>
           <w:szCs w:val="24"/>
           <w:rtl w:val="0"/>
@@ -2368,6 +2521,7 @@
       <w:r>
         <w:rPr>
           <w:rFonts w:ascii="Times New Roman" w:cs="Times New Roman" w:eastAsia="Times New Roman" w:hAnsi="Times New Roman"/>
+          <w:color w:val="000000"/>
           <w:sz w:val="24"/>
           <w:szCs w:val="24"/>
           <w:rtl w:val="0"/>
@@ -2376,6 +2530,7 @@
       </w:r>
       <w:r>
         <w:rPr>
+          <w:color w:val="000000"/>
           <w:rtl w:val="0"/>
         </w:rPr>
       </w:r>
@@ -2396,6 +2551,7 @@
       </w:pPr>
       <w:r>
         <w:rPr>
+          <w:color w:val="000000"/>
           <w:rtl w:val="0"/>
         </w:rPr>
       </w:r>
@@ -2423,6 +2579,7 @@
           <w:rFonts w:ascii="Times New Roman" w:cs="Times New Roman" w:eastAsia="Times New Roman" w:hAnsi="Times New Roman"/>
           <w:b w:val="1"/>
           <w:bCs w:val="1"/>
+          <w:color w:val="000000"/>
           <w:sz w:val="24"/>
           <w:szCs w:val="24"/>
           <w:rtl w:val="0"/>
@@ -2432,6 +2589,7 @@
       <w:r>
         <w:rPr>
           <w:rFonts w:ascii="Times New Roman" w:cs="Times New Roman" w:eastAsia="Times New Roman" w:hAnsi="Times New Roman"/>
+          <w:color w:val="000000"/>
           <w:sz w:val="24"/>
           <w:szCs w:val="24"/>
           <w:rtl w:val="0"/>
@@ -2440,6 +2598,7 @@
       </w:r>
       <w:r>
         <w:rPr>
+          <w:color w:val="000000"/>
           <w:rtl w:val="0"/>
         </w:rPr>
       </w:r>
@@ -2459,6 +2618,7 @@
       <w:r>
         <w:rPr>
           <w:rFonts w:ascii="Times New Roman" w:cs="Times New Roman" w:eastAsia="Times New Roman" w:hAnsi="Times New Roman"/>
+          <w:color w:val="000000"/>
           <w:sz w:val="24"/>
           <w:szCs w:val="24"/>
           <w:rtl w:val="0"/>
@@ -2480,6 +2640,7 @@
       </w:pPr>
       <w:r>
         <w:rPr>
+          <w:color w:val="000000"/>
           <w:rtl w:val="0"/>
         </w:rPr>
       </w:r>
@@ -2498,6 +2659,7 @@
       </w:pPr>
       <w:r>
         <w:rPr>
+          <w:color w:val="000000"/>
           <w:rtl w:val="0"/>
         </w:rPr>
       </w:r>
@@ -2516,6 +2678,7 @@
       </w:pPr>
       <w:r>
         <w:rPr>
+          <w:color w:val="000000"/>
           <w:rtl w:val="0"/>
         </w:rPr>
       </w:r>
@@ -2532,10 +2695,14 @@
       </w:pPr>
       <w:r>
         <w:rPr>
-          <w:rtl w:val="0"/>
-        </w:rPr>
-      </w:r>
-      <w:r>
+          <w:color w:val="000000"/>
+          <w:rtl w:val="0"/>
+        </w:rPr>
+      </w:r>
+      <w:r>
+        <w:rPr>
+          <w:color w:val="000000"/>
+        </w:rPr>
         <w:drawing>
           <wp:anchor allowOverlap="1" behindDoc="0" distB="0" distT="0" distL="114300" distR="114300" hidden="0" layoutInCell="1" locked="0" relativeHeight="0" simplePos="0">
             <wp:simplePos x="0" y="0"/>
@@ -2578,6 +2745,9 @@
         </w:drawing>
       </w:r>
       <w:r>
+        <w:rPr>
+          <w:color w:val="000000"/>
+        </w:rPr>
         <w:drawing>
           <wp:anchor allowOverlap="1" behindDoc="0" distB="0" distT="0" distL="114300" distR="114300" hidden="0" layoutInCell="1" locked="0" relativeHeight="0" simplePos="0">
             <wp:simplePos x="0" y="0"/>
@@ -2632,6 +2802,7 @@
       </w:pPr>
       <w:r>
         <w:rPr>
+          <w:color w:val="000000"/>
           <w:rtl w:val="0"/>
         </w:rPr>
       </w:r>
@@ -2649,6 +2820,7 @@
       </w:pPr>
       <w:r>
         <w:rPr>
+          <w:color w:val="000000"/>
           <w:rtl w:val="0"/>
         </w:rPr>
       </w:r>
@@ -2666,6 +2838,7 @@
       </w:pPr>
       <w:r>
         <w:rPr>
+          <w:color w:val="000000"/>
           <w:rtl w:val="0"/>
         </w:rPr>
       </w:r>
@@ -2683,6 +2856,7 @@
       </w:pPr>
       <w:r>
         <w:rPr>
+          <w:color w:val="000000"/>
           <w:rtl w:val="0"/>
         </w:rPr>
       </w:r>
@@ -2700,6 +2874,7 @@
       </w:pPr>
       <w:r>
         <w:rPr>
+          <w:color w:val="000000"/>
           <w:rtl w:val="0"/>
         </w:rPr>
       </w:r>
@@ -2717,6 +2892,7 @@
       </w:pPr>
       <w:r>
         <w:rPr>
+          <w:color w:val="000000"/>
           <w:rtl w:val="0"/>
         </w:rPr>
       </w:r>
@@ -2734,6 +2910,7 @@
       </w:pPr>
       <w:r>
         <w:rPr>
+          <w:color w:val="000000"/>
           <w:rtl w:val="0"/>
         </w:rPr>
       </w:r>
@@ -2756,6 +2933,7 @@
           <w:rFonts w:ascii="Times New Roman" w:cs="Times New Roman" w:eastAsia="Times New Roman" w:hAnsi="Times New Roman"/>
           <w:b w:val="1"/>
           <w:bCs w:val="1"/>
+          <w:color w:val="000000"/>
           <w:sz w:val="24"/>
           <w:szCs w:val="24"/>
           <w:rtl w:val="0"/>
@@ -2785,6 +2963,7 @@
           <w:rFonts w:ascii="Times New Roman" w:cs="Times New Roman" w:eastAsia="Times New Roman" w:hAnsi="Times New Roman"/>
           <w:b w:val="1"/>
           <w:bCs w:val="1"/>
+          <w:color w:val="000000"/>
           <w:sz w:val="24"/>
           <w:szCs w:val="24"/>
           <w:rtl w:val="0"/>
@@ -2793,6 +2972,7 @@
       </w:r>
       <w:r>
         <w:rPr>
+          <w:color w:val="000000"/>
           <w:rtl w:val="0"/>
         </w:rPr>
       </w:r>
@@ -2815,6 +2995,7 @@
       <w:r>
         <w:rPr>
           <w:rFonts w:ascii="Times New Roman" w:cs="Times New Roman" w:eastAsia="Times New Roman" w:hAnsi="Times New Roman"/>
+          <w:color w:val="000000"/>
           <w:sz w:val="24"/>
           <w:szCs w:val="24"/>
           <w:rtl w:val="0"/>
@@ -2823,6 +3004,7 @@
       </w:r>
       <w:r>
         <w:rPr>
+          <w:color w:val="000000"/>
           <w:rtl w:val="0"/>
         </w:rPr>
       </w:r>
@@ -2845,6 +3027,7 @@
       <w:r>
         <w:rPr>
           <w:rFonts w:ascii="Times New Roman" w:cs="Times New Roman" w:eastAsia="Times New Roman" w:hAnsi="Times New Roman"/>
+          <w:color w:val="000000"/>
           <w:sz w:val="24"/>
           <w:szCs w:val="24"/>
           <w:rtl w:val="0"/>
@@ -2853,6 +3036,7 @@
       </w:r>
       <w:r>
         <w:rPr>
+          <w:color w:val="000000"/>
           <w:rtl w:val="0"/>
         </w:rPr>
       </w:r>
@@ -2875,6 +3059,7 @@
       <w:r>
         <w:rPr>
           <w:rFonts w:ascii="Times New Roman" w:cs="Times New Roman" w:eastAsia="Times New Roman" w:hAnsi="Times New Roman"/>
+          <w:color w:val="000000"/>
           <w:sz w:val="24"/>
           <w:szCs w:val="24"/>
           <w:rtl w:val="0"/>
@@ -2886,6 +3071,7 @@
           <w:rFonts w:ascii="Times New Roman" w:cs="Times New Roman" w:eastAsia="Times New Roman" w:hAnsi="Times New Roman"/>
           <w:b w:val="1"/>
           <w:bCs w:val="1"/>
+          <w:color w:val="000000"/>
           <w:sz w:val="24"/>
           <w:szCs w:val="24"/>
           <w:rtl w:val="0"/>
@@ -2895,6 +3081,7 @@
       <w:r>
         <w:rPr>
           <w:rFonts w:ascii="Times New Roman" w:cs="Times New Roman" w:eastAsia="Times New Roman" w:hAnsi="Times New Roman"/>
+          <w:color w:val="000000"/>
           <w:sz w:val="24"/>
           <w:szCs w:val="24"/>
           <w:rtl w:val="0"/>
@@ -2903,6 +3090,7 @@
       </w:r>
       <w:r>
         <w:rPr>
+          <w:color w:val="000000"/>
           <w:rtl w:val="0"/>
         </w:rPr>
       </w:r>
@@ -2927,6 +3115,7 @@
           <w:rFonts w:ascii="Times New Roman" w:cs="Times New Roman" w:eastAsia="Times New Roman" w:hAnsi="Times New Roman"/>
           <w:b w:val="1"/>
           <w:bCs w:val="1"/>
+          <w:color w:val="000000"/>
           <w:sz w:val="24"/>
           <w:szCs w:val="24"/>
           <w:rtl w:val="0"/>
@@ -2936,6 +3125,7 @@
       <w:r>
         <w:rPr>
           <w:rFonts w:ascii="Times New Roman" w:cs="Times New Roman" w:eastAsia="Times New Roman" w:hAnsi="Times New Roman"/>
+          <w:color w:val="000000"/>
           <w:sz w:val="24"/>
           <w:szCs w:val="24"/>
           <w:rtl w:val="0"/>
@@ -2944,6 +3134,7 @@
       </w:r>
       <w:r>
         <w:rPr>
+          <w:color w:val="000000"/>
           <w:rtl w:val="0"/>
         </w:rPr>
       </w:r>
@@ -2966,6 +3157,7 @@
       <w:r>
         <w:rPr>
           <w:rFonts w:ascii="Times New Roman" w:cs="Times New Roman" w:eastAsia="Times New Roman" w:hAnsi="Times New Roman"/>
+          <w:color w:val="000000"/>
           <w:sz w:val="24"/>
           <w:szCs w:val="24"/>
           <w:rtl w:val="0"/>
@@ -2974,6 +3166,7 @@
       </w:r>
       <w:r>
         <w:rPr>
+          <w:color w:val="000000"/>
           <w:rtl w:val="0"/>
         </w:rPr>
       </w:r>
@@ -2996,6 +3189,7 @@
       <w:r>
         <w:rPr>
           <w:rFonts w:ascii="Times New Roman" w:cs="Times New Roman" w:eastAsia="Times New Roman" w:hAnsi="Times New Roman"/>
+          <w:color w:val="000000"/>
           <w:sz w:val="24"/>
           <w:szCs w:val="24"/>
           <w:rtl w:val="0"/>
@@ -3004,6 +3198,7 @@
       </w:r>
       <w:r>
         <w:rPr>
+          <w:color w:val="000000"/>
           <w:rtl w:val="0"/>
         </w:rPr>
       </w:r>
@@ -3026,6 +3221,7 @@
       <w:r>
         <w:rPr>
           <w:rFonts w:ascii="Times New Roman" w:cs="Times New Roman" w:eastAsia="Times New Roman" w:hAnsi="Times New Roman"/>
+          <w:color w:val="000000"/>
           <w:sz w:val="24"/>
           <w:szCs w:val="24"/>
           <w:rtl w:val="0"/>
@@ -3034,6 +3230,7 @@
       </w:r>
       <w:r>
         <w:rPr>
+          <w:color w:val="000000"/>
           <w:rtl w:val="0"/>
         </w:rPr>
       </w:r>
@@ -3056,6 +3253,7 @@
       <w:r>
         <w:rPr>
           <w:rFonts w:ascii="Times New Roman" w:cs="Times New Roman" w:eastAsia="Times New Roman" w:hAnsi="Times New Roman"/>
+          <w:color w:val="000000"/>
           <w:sz w:val="24"/>
           <w:szCs w:val="24"/>
           <w:rtl w:val="0"/>
@@ -3064,6 +3262,7 @@
       </w:r>
       <w:r>
         <w:rPr>
+          <w:color w:val="000000"/>
           <w:rtl w:val="0"/>
         </w:rPr>
       </w:r>
@@ -3086,6 +3285,7 @@
       <w:r>
         <w:rPr>
           <w:rFonts w:ascii="Times New Roman" w:cs="Times New Roman" w:eastAsia="Times New Roman" w:hAnsi="Times New Roman"/>
+          <w:color w:val="000000"/>
           <w:sz w:val="24"/>
           <w:szCs w:val="24"/>
           <w:rtl w:val="0"/>
@@ -3094,6 +3294,7 @@
       </w:r>
       <w:r>
         <w:rPr>
+          <w:color w:val="000000"/>
           <w:rtl w:val="0"/>
         </w:rPr>
       </w:r>
@@ -3116,6 +3317,7 @@
       <w:r>
         <w:rPr>
           <w:rFonts w:ascii="Times New Roman" w:cs="Times New Roman" w:eastAsia="Times New Roman" w:hAnsi="Times New Roman"/>
+          <w:color w:val="000000"/>
           <w:sz w:val="24"/>
           <w:szCs w:val="24"/>
           <w:rtl w:val="0"/>
@@ -3124,6 +3326,7 @@
       </w:r>
       <w:r>
         <w:rPr>
+          <w:color w:val="000000"/>
           <w:rtl w:val="0"/>
         </w:rPr>
       </w:r>
@@ -3146,6 +3349,7 @@
       <w:r>
         <w:rPr>
           <w:rFonts w:ascii="Times New Roman" w:cs="Times New Roman" w:eastAsia="Times New Roman" w:hAnsi="Times New Roman"/>
+          <w:color w:val="000000"/>
           <w:sz w:val="24"/>
           <w:szCs w:val="24"/>
           <w:rtl w:val="0"/>
@@ -3154,6 +3358,7 @@
       </w:r>
       <w:r>
         <w:rPr>
+          <w:color w:val="000000"/>
           <w:rtl w:val="0"/>
         </w:rPr>
       </w:r>
@@ -3176,6 +3381,7 @@
       <w:r>
         <w:rPr>
           <w:rFonts w:ascii="Times New Roman" w:cs="Times New Roman" w:eastAsia="Times New Roman" w:hAnsi="Times New Roman"/>
+          <w:color w:val="000000"/>
           <w:sz w:val="24"/>
           <w:szCs w:val="24"/>
           <w:rtl w:val="0"/>
@@ -3184,6 +3390,7 @@
       </w:r>
       <w:r>
         <w:rPr>
+          <w:color w:val="000000"/>
           <w:rtl w:val="0"/>
         </w:rPr>
       </w:r>
@@ -3206,6 +3413,7 @@
       <w:r>
         <w:rPr>
           <w:rFonts w:ascii="Times New Roman" w:cs="Times New Roman" w:eastAsia="Times New Roman" w:hAnsi="Times New Roman"/>
+          <w:color w:val="000000"/>
           <w:sz w:val="24"/>
           <w:szCs w:val="24"/>
           <w:rtl w:val="0"/>
@@ -3214,6 +3422,7 @@
       </w:r>
       <w:r>
         <w:rPr>
+          <w:color w:val="000000"/>
           <w:rtl w:val="0"/>
         </w:rPr>
       </w:r>
@@ -3236,6 +3445,7 @@
       <w:r>
         <w:rPr>
           <w:rFonts w:ascii="Times New Roman" w:cs="Times New Roman" w:eastAsia="Times New Roman" w:hAnsi="Times New Roman"/>
+          <w:color w:val="000000"/>
           <w:sz w:val="24"/>
           <w:szCs w:val="24"/>
           <w:rtl w:val="0"/>
@@ -3244,6 +3454,7 @@
       </w:r>
       <w:r>
         <w:rPr>
+          <w:color w:val="000000"/>
           <w:rtl w:val="0"/>
         </w:rPr>
       </w:r>
@@ -3266,6 +3477,7 @@
       <w:r>
         <w:rPr>
           <w:rFonts w:ascii="Times New Roman" w:cs="Times New Roman" w:eastAsia="Times New Roman" w:hAnsi="Times New Roman"/>
+          <w:color w:val="000000"/>
           <w:sz w:val="24"/>
           <w:szCs w:val="24"/>
           <w:rtl w:val="0"/>
@@ -3274,6 +3486,7 @@
       </w:r>
       <w:r>
         <w:rPr>
+          <w:color w:val="000000"/>
           <w:rtl w:val="0"/>
         </w:rPr>
       </w:r>
@@ -3296,6 +3509,7 @@
       <w:r>
         <w:rPr>
           <w:rFonts w:ascii="Times New Roman" w:cs="Times New Roman" w:eastAsia="Times New Roman" w:hAnsi="Times New Roman"/>
+          <w:color w:val="000000"/>
           <w:sz w:val="24"/>
           <w:szCs w:val="24"/>
           <w:rtl w:val="0"/>
@@ -3304,6 +3518,7 @@
       </w:r>
       <w:r>
         <w:rPr>
+          <w:color w:val="000000"/>
           <w:rtl w:val="0"/>
         </w:rPr>
       </w:r>
@@ -3321,6 +3536,7 @@
       </w:pPr>
       <w:r>
         <w:rPr>
+          <w:color w:val="000000"/>
           <w:rtl w:val="0"/>
         </w:rPr>
       </w:r>
@@ -3347,6 +3563,7 @@
           <w:rFonts w:ascii="Times New Roman" w:cs="Times New Roman" w:eastAsia="Times New Roman" w:hAnsi="Times New Roman"/>
           <w:b w:val="1"/>
           <w:bCs w:val="1"/>
+          <w:color w:val="000000"/>
           <w:sz w:val="24"/>
           <w:szCs w:val="24"/>
           <w:rtl w:val="0"/>
@@ -3355,6 +3572,7 @@
       </w:r>
       <w:r>
         <w:rPr>
+          <w:color w:val="000000"/>
           <w:rtl w:val="0"/>
         </w:rPr>
       </w:r>
@@ -3377,6 +3595,7 @@
       <w:r>
         <w:rPr>
           <w:rFonts w:ascii="Times New Roman" w:cs="Times New Roman" w:eastAsia="Times New Roman" w:hAnsi="Times New Roman"/>
+          <w:color w:val="000000"/>
           <w:sz w:val="24"/>
           <w:szCs w:val="24"/>
           <w:rtl w:val="0"/>
@@ -3385,6 +3604,7 @@
       </w:r>
       <w:r>
         <w:rPr>
+          <w:color w:val="000000"/>
           <w:rtl w:val="0"/>
         </w:rPr>
       </w:r>
@@ -3407,6 +3627,7 @@
       <w:r>
         <w:rPr>
           <w:rFonts w:ascii="Times New Roman" w:cs="Times New Roman" w:eastAsia="Times New Roman" w:hAnsi="Times New Roman"/>
+          <w:color w:val="000000"/>
           <w:sz w:val="24"/>
           <w:szCs w:val="24"/>
           <w:rtl w:val="0"/>
@@ -3415,6 +3636,7 @@
       </w:r>
       <w:r>
         <w:rPr>
+          <w:color w:val="000000"/>
           <w:rtl w:val="0"/>
         </w:rPr>
       </w:r>
@@ -3437,6 +3659,7 @@
       <w:r>
         <w:rPr>
           <w:rFonts w:ascii="Times New Roman" w:cs="Times New Roman" w:eastAsia="Times New Roman" w:hAnsi="Times New Roman"/>
+          <w:color w:val="000000"/>
           <w:sz w:val="24"/>
           <w:szCs w:val="24"/>
           <w:rtl w:val="0"/>
@@ -3445,6 +3668,7 @@
       </w:r>
       <w:r>
         <w:rPr>
+          <w:color w:val="000000"/>
           <w:rtl w:val="0"/>
         </w:rPr>
       </w:r>
@@ -3462,6 +3686,7 @@
       </w:pPr>
       <w:r>
         <w:rPr>
+          <w:color w:val="000000"/>
           <w:rtl w:val="0"/>
         </w:rPr>
       </w:r>
@@ -3484,6 +3709,7 @@
       <w:r>
         <w:rPr>
           <w:rFonts w:ascii="Times New Roman" w:cs="Times New Roman" w:eastAsia="Times New Roman" w:hAnsi="Times New Roman"/>
+          <w:color w:val="000000"/>
           <w:sz w:val="24"/>
           <w:szCs w:val="24"/>
           <w:rtl w:val="0"/>
@@ -3492,6 +3718,7 @@
       </w:r>
       <w:r>
         <w:rPr>
+          <w:color w:val="000000"/>
           <w:rtl w:val="0"/>
         </w:rPr>
       </w:r>
@@ -3514,6 +3741,7 @@
       <w:r>
         <w:rPr>
           <w:rFonts w:ascii="Times New Roman" w:cs="Times New Roman" w:eastAsia="Times New Roman" w:hAnsi="Times New Roman"/>
+          <w:color w:val="000000"/>
           <w:sz w:val="24"/>
           <w:szCs w:val="24"/>
           <w:rtl w:val="0"/>
@@ -3522,6 +3750,7 @@
       </w:r>
       <w:r>
         <w:rPr>
+          <w:color w:val="000000"/>
           <w:rtl w:val="0"/>
         </w:rPr>
       </w:r>
@@ -3548,6 +3777,7 @@
           <w:rFonts w:ascii="Times New Roman" w:cs="Times New Roman" w:eastAsia="Times New Roman" w:hAnsi="Times New Roman"/>
           <w:b w:val="1"/>
           <w:bCs w:val="1"/>
+          <w:color w:val="000000"/>
           <w:sz w:val="24"/>
           <w:szCs w:val="24"/>
           <w:rtl w:val="0"/>
@@ -3556,6 +3786,7 @@
       </w:r>
       <w:r>
         <w:rPr>
+          <w:color w:val="000000"/>
           <w:rtl w:val="0"/>
         </w:rPr>
       </w:r>
@@ -3578,6 +3809,7 @@
       <w:r>
         <w:rPr>
           <w:rFonts w:ascii="Times New Roman" w:cs="Times New Roman" w:eastAsia="Times New Roman" w:hAnsi="Times New Roman"/>
+          <w:color w:val="000000"/>
           <w:sz w:val="24"/>
           <w:szCs w:val="24"/>
           <w:rtl w:val="0"/>
@@ -3586,6 +3818,7 @@
       </w:r>
       <w:r>
         <w:rPr>
+          <w:color w:val="000000"/>
           <w:rtl w:val="0"/>
         </w:rPr>
       </w:r>
@@ -3608,6 +3841,7 @@
       <w:r>
         <w:rPr>
           <w:rFonts w:ascii="Times New Roman" w:cs="Times New Roman" w:eastAsia="Times New Roman" w:hAnsi="Times New Roman"/>
+          <w:color w:val="000000"/>
           <w:sz w:val="24"/>
           <w:szCs w:val="24"/>
           <w:rtl w:val="0"/>
@@ -3616,6 +3850,7 @@
       </w:r>
       <w:r>
         <w:rPr>
+          <w:color w:val="000000"/>
           <w:rtl w:val="0"/>
         </w:rPr>
       </w:r>
@@ -3638,6 +3873,7 @@
       <w:r>
         <w:rPr>
           <w:rFonts w:ascii="Times New Roman" w:cs="Times New Roman" w:eastAsia="Times New Roman" w:hAnsi="Times New Roman"/>
+          <w:color w:val="000000"/>
           <w:sz w:val="24"/>
           <w:szCs w:val="24"/>
           <w:rtl w:val="0"/>
@@ -3646,6 +3882,7 @@
       </w:r>
       <w:r>
         <w:rPr>
+          <w:color w:val="000000"/>
           <w:rtl w:val="0"/>
         </w:rPr>
       </w:r>
@@ -3668,6 +3905,7 @@
       <w:r>
         <w:rPr>
           <w:rFonts w:ascii="Times New Roman" w:cs="Times New Roman" w:eastAsia="Times New Roman" w:hAnsi="Times New Roman"/>
+          <w:color w:val="000000"/>
           <w:sz w:val="24"/>
           <w:szCs w:val="24"/>
           <w:rtl w:val="0"/>
@@ -3676,6 +3914,7 @@
       </w:r>
       <w:r>
         <w:rPr>
+          <w:color w:val="000000"/>
           <w:rtl w:val="0"/>
         </w:rPr>
       </w:r>
@@ -3698,6 +3937,7 @@
       <w:r>
         <w:rPr>
           <w:rFonts w:ascii="Times New Roman" w:cs="Times New Roman" w:eastAsia="Times New Roman" w:hAnsi="Times New Roman"/>
+          <w:color w:val="000000"/>
           <w:sz w:val="24"/>
           <w:szCs w:val="24"/>
           <w:rtl w:val="0"/>
@@ -3706,6 +3946,7 @@
       </w:r>
       <w:r>
         <w:rPr>
+          <w:color w:val="000000"/>
           <w:rtl w:val="0"/>
         </w:rPr>
       </w:r>
@@ -3728,6 +3969,7 @@
       <w:r>
         <w:rPr>
           <w:rFonts w:ascii="Times New Roman" w:cs="Times New Roman" w:eastAsia="Times New Roman" w:hAnsi="Times New Roman"/>
+          <w:color w:val="000000"/>
           <w:sz w:val="24"/>
           <w:szCs w:val="24"/>
           <w:rtl w:val="0"/>
@@ -3736,6 +3978,7 @@
       </w:r>
       <w:r>
         <w:rPr>
+          <w:color w:val="000000"/>
           <w:rtl w:val="0"/>
         </w:rPr>
       </w:r>
@@ -3762,6 +4005,7 @@
           <w:rFonts w:ascii="Times New Roman" w:cs="Times New Roman" w:eastAsia="Times New Roman" w:hAnsi="Times New Roman"/>
           <w:b w:val="1"/>
           <w:bCs w:val="1"/>
+          <w:color w:val="000000"/>
           <w:sz w:val="24"/>
           <w:szCs w:val="24"/>
           <w:rtl w:val="0"/>
@@ -3770,6 +4014,7 @@
       </w:r>
       <w:r>
         <w:rPr>
+          <w:color w:val="000000"/>
           <w:rtl w:val="0"/>
         </w:rPr>
       </w:r>
@@ -3792,6 +4037,7 @@
       <w:r>
         <w:rPr>
           <w:rFonts w:ascii="Times New Roman" w:cs="Times New Roman" w:eastAsia="Times New Roman" w:hAnsi="Times New Roman"/>
+          <w:color w:val="000000"/>
           <w:sz w:val="24"/>
           <w:szCs w:val="24"/>
           <w:rtl w:val="0"/>
@@ -3800,6 +4046,7 @@
       </w:r>
       <w:r>
         <w:rPr>
+          <w:color w:val="000000"/>
           <w:rtl w:val="0"/>
         </w:rPr>
       </w:r>
@@ -3822,6 +4069,7 @@
       <w:r>
         <w:rPr>
           <w:rFonts w:ascii="Times New Roman" w:cs="Times New Roman" w:eastAsia="Times New Roman" w:hAnsi="Times New Roman"/>
+          <w:color w:val="000000"/>
           <w:sz w:val="24"/>
           <w:szCs w:val="24"/>
           <w:rtl w:val="0"/>
@@ -3830,6 +4078,7 @@
       </w:r>
       <w:r>
         <w:rPr>
+          <w:color w:val="000000"/>
           <w:rtl w:val="0"/>
         </w:rPr>
       </w:r>
@@ -3852,6 +4101,7 @@
       <w:r>
         <w:rPr>
           <w:rFonts w:ascii="Times New Roman" w:cs="Times New Roman" w:eastAsia="Times New Roman" w:hAnsi="Times New Roman"/>
+          <w:color w:val="000000"/>
           <w:sz w:val="24"/>
           <w:szCs w:val="24"/>
           <w:rtl w:val="0"/>
@@ -3860,6 +4110,7 @@
       </w:r>
       <w:r>
         <w:rPr>
+          <w:color w:val="000000"/>
           <w:rtl w:val="0"/>
         </w:rPr>
       </w:r>
@@ -3882,6 +4133,7 @@
       <w:r>
         <w:rPr>
           <w:rFonts w:ascii="Times New Roman" w:cs="Times New Roman" w:eastAsia="Times New Roman" w:hAnsi="Times New Roman"/>
+          <w:color w:val="000000"/>
           <w:sz w:val="24"/>
           <w:szCs w:val="24"/>
           <w:rtl w:val="0"/>
@@ -3890,6 +4142,7 @@
       </w:r>
       <w:r>
         <w:rPr>
+          <w:color w:val="000000"/>
           <w:rtl w:val="0"/>
         </w:rPr>
       </w:r>
@@ -3912,6 +4165,7 @@
       <w:r>
         <w:rPr>
           <w:rFonts w:ascii="Times New Roman" w:cs="Times New Roman" w:eastAsia="Times New Roman" w:hAnsi="Times New Roman"/>
+          <w:color w:val="000000"/>
           <w:sz w:val="24"/>
           <w:szCs w:val="24"/>
           <w:rtl w:val="0"/>
@@ -3920,6 +4174,7 @@
       </w:r>
       <w:r>
         <w:rPr>
+          <w:color w:val="000000"/>
           <w:rtl w:val="0"/>
         </w:rPr>
       </w:r>
@@ -3942,6 +4197,7 @@
       <w:r>
         <w:rPr>
           <w:rFonts w:ascii="Times New Roman" w:cs="Times New Roman" w:eastAsia="Times New Roman" w:hAnsi="Times New Roman"/>
+          <w:color w:val="000000"/>
           <w:sz w:val="24"/>
           <w:szCs w:val="24"/>
           <w:rtl w:val="0"/>
@@ -3950,6 +4206,7 @@
       </w:r>
       <w:r>
         <w:rPr>
+          <w:color w:val="000000"/>
           <w:rtl w:val="0"/>
         </w:rPr>
       </w:r>
@@ -3972,6 +4229,7 @@
       <w:r>
         <w:rPr>
           <w:rFonts w:ascii="Times New Roman" w:cs="Times New Roman" w:eastAsia="Times New Roman" w:hAnsi="Times New Roman"/>
+          <w:color w:val="000000"/>
           <w:sz w:val="24"/>
           <w:szCs w:val="24"/>
           <w:rtl w:val="0"/>
@@ -3980,6 +4238,7 @@
       </w:r>
       <w:r>
         <w:rPr>
+          <w:color w:val="000000"/>
           <w:rtl w:val="0"/>
         </w:rPr>
       </w:r>
@@ -3997,6 +4256,7 @@
       </w:pPr>
       <w:r>
         <w:rPr>
+          <w:color w:val="000000"/>
           <w:rtl w:val="0"/>
         </w:rPr>
       </w:r>
@@ -4014,6 +4274,7 @@
       </w:pPr>
       <w:r>
         <w:rPr>
+          <w:color w:val="000000"/>
           <w:rtl w:val="0"/>
         </w:rPr>
       </w:r>
@@ -4032,6 +4293,7 @@
       <w:r>
         <w:rPr>
           <w:rFonts w:ascii="Times New Roman" w:cs="Times New Roman" w:eastAsia="Times New Roman" w:hAnsi="Times New Roman"/>
+          <w:color w:val="000000"/>
           <w:sz w:val="24"/>
           <w:szCs w:val="24"/>
           <w:rtl w:val="0"/>
@@ -4043,6 +4305,7 @@
           <w:rFonts w:ascii="Times New Roman" w:cs="Times New Roman" w:eastAsia="Times New Roman" w:hAnsi="Times New Roman"/>
           <w:b w:val="1"/>
           <w:bCs w:val="1"/>
+          <w:color w:val="000000"/>
           <w:sz w:val="24"/>
           <w:szCs w:val="24"/>
           <w:rtl w:val="0"/>
@@ -4052,6 +4315,7 @@
       <w:r>
         <w:rPr>
           <w:rFonts w:ascii="Times New Roman" w:cs="Times New Roman" w:eastAsia="Times New Roman" w:hAnsi="Times New Roman"/>
+          <w:color w:val="000000"/>
           <w:sz w:val="24"/>
           <w:szCs w:val="24"/>
           <w:rtl w:val="0"/>
@@ -4074,6 +4338,7 @@
       </w:pPr>
       <w:r>
         <w:rPr>
+          <w:color w:val="000000"/>
           <w:rtl w:val="0"/>
         </w:rPr>
       </w:r>
@@ -4096,6 +4361,7 @@
           <w:rFonts w:ascii="Times New Roman" w:cs="Times New Roman" w:eastAsia="Times New Roman" w:hAnsi="Times New Roman"/>
           <w:i w:val="1"/>
           <w:iCs w:val="1"/>
+          <w:color w:val="000000"/>
           <w:sz w:val="24"/>
           <w:szCs w:val="24"/>
           <w:rtl w:val="0"/>
@@ -4118,6 +4384,7 @@
       </w:pPr>
       <w:r>
         <w:rPr>
+          <w:color w:val="000000"/>
           <w:rtl w:val="0"/>
         </w:rPr>
       </w:r>
@@ -4140,6 +4407,7 @@
           <w:rFonts w:ascii="Times New Roman" w:cs="Times New Roman" w:eastAsia="Times New Roman" w:hAnsi="Times New Roman"/>
           <w:b w:val="1"/>
           <w:bCs w:val="1"/>
+          <w:color w:val="000000"/>
           <w:sz w:val="24"/>
           <w:szCs w:val="24"/>
           <w:rtl w:val="0"/>
@@ -4167,6 +4435,7 @@
           <w:rFonts w:ascii="Times New Roman" w:cs="Times New Roman" w:eastAsia="Times New Roman" w:hAnsi="Times New Roman"/>
           <w:b w:val="1"/>
           <w:bCs w:val="1"/>
+          <w:color w:val="000000"/>
           <w:sz w:val="24"/>
           <w:szCs w:val="24"/>
           <w:rtl w:val="0"/>
@@ -4176,6 +4445,7 @@
       <w:r>
         <w:rPr>
           <w:rFonts w:ascii="Times New Roman" w:cs="Times New Roman" w:eastAsia="Times New Roman" w:hAnsi="Times New Roman"/>
+          <w:color w:val="000000"/>
           <w:sz w:val="24"/>
           <w:szCs w:val="24"/>
           <w:rtl w:val="0"/>
@@ -4184,6 +4454,7 @@
       </w:r>
       <w:r>
         <w:rPr>
+          <w:color w:val="000000"/>
           <w:rtl w:val="0"/>
         </w:rPr>
       </w:r>
@@ -4208,6 +4479,7 @@
           <w:rFonts w:ascii="Times New Roman" w:cs="Times New Roman" w:eastAsia="Times New Roman" w:hAnsi="Times New Roman"/>
           <w:b w:val="1"/>
           <w:bCs w:val="1"/>
+          <w:color w:val="000000"/>
           <w:sz w:val="24"/>
           <w:szCs w:val="24"/>
           <w:rtl w:val="0"/>
@@ -4217,6 +4489,7 @@
       <w:r>
         <w:rPr>
           <w:rFonts w:ascii="Times New Roman" w:cs="Times New Roman" w:eastAsia="Times New Roman" w:hAnsi="Times New Roman"/>
+          <w:color w:val="000000"/>
           <w:sz w:val="24"/>
           <w:szCs w:val="24"/>
           <w:rtl w:val="0"/>
@@ -4225,6 +4498,7 @@
       </w:r>
       <w:r>
         <w:rPr>
+          <w:color w:val="000000"/>
           <w:rtl w:val="0"/>
         </w:rPr>
       </w:r>
@@ -4249,6 +4523,7 @@
           <w:rFonts w:ascii="Times New Roman" w:cs="Times New Roman" w:eastAsia="Times New Roman" w:hAnsi="Times New Roman"/>
           <w:b w:val="1"/>
           <w:bCs w:val="1"/>
+          <w:color w:val="000000"/>
           <w:sz w:val="24"/>
           <w:szCs w:val="24"/>
           <w:rtl w:val="0"/>
@@ -4258,6 +4533,7 @@
       <w:r>
         <w:rPr>
           <w:rFonts w:ascii="Times New Roman" w:cs="Times New Roman" w:eastAsia="Times New Roman" w:hAnsi="Times New Roman"/>
+          <w:color w:val="000000"/>
           <w:sz w:val="24"/>
           <w:szCs w:val="24"/>
           <w:rtl w:val="0"/>
@@ -4266,6 +4542,7 @@
       </w:r>
       <w:r>
         <w:rPr>
+          <w:color w:val="000000"/>
           <w:rtl w:val="0"/>
         </w:rPr>
       </w:r>
@@ -4283,6 +4560,7 @@
       </w:pPr>
       <w:r>
         <w:rPr>
+          <w:color w:val="000000"/>
           <w:rtl w:val="0"/>
         </w:rPr>
       </w:r>
@@ -4300,6 +4578,7 @@
       </w:pPr>
       <w:r>
         <w:rPr>
+          <w:color w:val="000000"/>
           <w:rtl w:val="0"/>
         </w:rPr>
       </w:r>
@@ -4317,6 +4596,7 @@
       </w:pPr>
       <w:r>
         <w:rPr>
+          <w:color w:val="000000"/>
           <w:rtl w:val="0"/>
         </w:rPr>
       </w:r>
@@ -4334,6 +4614,7 @@
       </w:pPr>
       <w:r>
         <w:rPr>
+          <w:color w:val="000000"/>
           <w:rtl w:val="0"/>
         </w:rPr>
       </w:r>
@@ -4351,6 +4632,7 @@
       </w:pPr>
       <w:r>
         <w:rPr>
+          <w:color w:val="000000"/>
           <w:rtl w:val="0"/>
         </w:rPr>
       </w:r>
@@ -4368,6 +4650,7 @@
       </w:pPr>
       <w:r>
         <w:rPr>
+          <w:color w:val="000000"/>
           <w:rtl w:val="0"/>
         </w:rPr>
       </w:r>
@@ -4385,6 +4668,7 @@
       </w:pPr>
       <w:r>
         <w:rPr>
+          <w:color w:val="000000"/>
           <w:rtl w:val="0"/>
         </w:rPr>
       </w:r>
@@ -4402,6 +4686,7 @@
       </w:pPr>
       <w:r>
         <w:rPr>
+          <w:color w:val="000000"/>
           <w:rtl w:val="0"/>
         </w:rPr>
       </w:r>
@@ -4419,6 +4704,7 @@
       </w:pPr>
       <w:r>
         <w:rPr>
+          <w:color w:val="000000"/>
           <w:rtl w:val="0"/>
         </w:rPr>
       </w:r>
@@ -4436,6 +4722,7 @@
       </w:pPr>
       <w:r>
         <w:rPr>
+          <w:color w:val="000000"/>
           <w:rtl w:val="0"/>
         </w:rPr>
       </w:r>
@@ -4453,6 +4740,7 @@
       </w:pPr>
       <w:r>
         <w:rPr>
+          <w:color w:val="000000"/>
           <w:rtl w:val="0"/>
         </w:rPr>
       </w:r>
@@ -4470,6 +4758,7 @@
       </w:pPr>
       <w:r>
         <w:rPr>
+          <w:color w:val="000000"/>
           <w:rtl w:val="0"/>
         </w:rPr>
       </w:r>
@@ -4487,6 +4776,7 @@
       </w:pPr>
       <w:r>
         <w:rPr>
+          <w:color w:val="000000"/>
           <w:rtl w:val="0"/>
         </w:rPr>
       </w:r>
@@ -4505,6 +4795,7 @@
       <w:r>
         <w:rPr>
           <w:rFonts w:ascii="Times New Roman" w:cs="Times New Roman" w:eastAsia="Times New Roman" w:hAnsi="Times New Roman"/>
+          <w:color w:val="000000"/>
           <w:sz w:val="24"/>
           <w:szCs w:val="24"/>
           <w:rtl w:val="0"/>
@@ -4525,6 +4816,7 @@
       </w:pPr>
       <w:r>
         <w:rPr>
+          <w:color w:val="000000"/>
           <w:rtl w:val="0"/>
         </w:rPr>
       </w:r>
@@ -4543,6 +4835,7 @@
       <w:r>
         <w:rPr>
           <w:rFonts w:ascii="Times New Roman" w:cs="Times New Roman" w:eastAsia="Times New Roman" w:hAnsi="Times New Roman"/>
+          <w:color w:val="000000"/>
           <w:sz w:val="24"/>
           <w:szCs w:val="24"/>
           <w:rtl w:val="0"/>
@@ -4554,6 +4847,7 @@
           <w:rFonts w:ascii="Times New Roman" w:cs="Times New Roman" w:eastAsia="Times New Roman" w:hAnsi="Times New Roman"/>
           <w:b w:val="1"/>
           <w:bCs w:val="1"/>
+          <w:color w:val="000000"/>
           <w:sz w:val="24"/>
           <w:szCs w:val="24"/>
           <w:rtl w:val="0"/>
@@ -4563,6 +4857,7 @@
       <w:r>
         <w:rPr>
           <w:rFonts w:ascii="Times New Roman" w:cs="Times New Roman" w:eastAsia="Times New Roman" w:hAnsi="Times New Roman"/>
+          <w:color w:val="000000"/>
           <w:sz w:val="24"/>
           <w:szCs w:val="24"/>
           <w:rtl w:val="0"/>
@@ -4583,6 +4878,7 @@
       </w:pPr>
       <w:r>
         <w:rPr>
+          <w:color w:val="000000"/>
           <w:rtl w:val="0"/>
         </w:rPr>
       </w:r>
@@ -4600,6 +4896,7 @@
       </w:pPr>
       <w:r>
         <w:rPr>
+          <w:color w:val="000000"/>
           <w:rtl w:val="0"/>
         </w:rPr>
       </w:r>
@@ -4617,6 +4914,7 @@
       </w:pPr>
       <w:r>
         <w:rPr>
+          <w:color w:val="000000"/>
           <w:rtl w:val="0"/>
         </w:rPr>
       </w:r>
@@ -4634,6 +4932,7 @@
       </w:pPr>
       <w:r>
         <w:rPr>
+          <w:color w:val="000000"/>
           <w:rtl w:val="0"/>
         </w:rPr>
       </w:r>
@@ -4651,6 +4950,7 @@
       </w:pPr>
       <w:r>
         <w:rPr>
+          <w:color w:val="000000"/>
           <w:rtl w:val="0"/>
         </w:rPr>
       </w:r>
@@ -4668,6 +4968,7 @@
       </w:pPr>
       <w:r>
         <w:rPr>
+          <w:color w:val="000000"/>
           <w:rtl w:val="0"/>
         </w:rPr>
       </w:r>
@@ -4685,6 +4986,7 @@
       </w:pPr>
       <w:r>
         <w:rPr>
+          <w:color w:val="000000"/>
           <w:rtl w:val="0"/>
         </w:rPr>
       </w:r>
@@ -4703,6 +5005,7 @@
       <w:r>
         <w:rPr>
           <w:rFonts w:ascii="Times New Roman" w:cs="Times New Roman" w:eastAsia="Times New Roman" w:hAnsi="Times New Roman"/>
+          <w:color w:val="000000"/>
           <w:sz w:val="24"/>
           <w:szCs w:val="24"/>
           <w:rtl w:val="0"/>
@@ -4723,6 +5026,7 @@
       </w:pPr>
       <w:r>
         <w:rPr>
+          <w:color w:val="000000"/>
           <w:rtl w:val="0"/>
         </w:rPr>
       </w:r>
@@ -4740,6 +5044,7 @@
       </w:pPr>
       <w:r>
         <w:rPr>
+          <w:color w:val="000000"/>
           <w:rtl w:val="0"/>
         </w:rPr>
       </w:r>
@@ -4757,6 +5062,7 @@
       </w:pPr>
       <w:r>
         <w:rPr>
+          <w:color w:val="000000"/>
           <w:rtl w:val="0"/>
         </w:rPr>
       </w:r>
@@ -4774,6 +5080,7 @@
       </w:pPr>
       <w:r>
         <w:rPr>
+          <w:color w:val="000000"/>
           <w:rtl w:val="0"/>
         </w:rPr>
       </w:r>
@@ -4791,6 +5098,7 @@
       </w:pPr>
       <w:r>
         <w:rPr>
+          <w:color w:val="000000"/>
           <w:rtl w:val="0"/>
         </w:rPr>
       </w:r>
@@ -4808,6 +5116,7 @@
       </w:pPr>
       <w:r>
         <w:rPr>
+          <w:color w:val="000000"/>
           <w:rtl w:val="0"/>
         </w:rPr>
       </w:r>
@@ -4825,6 +5134,7 @@
       </w:pPr>
       <w:r>
         <w:rPr>
+          <w:color w:val="000000"/>
           <w:rtl w:val="0"/>
         </w:rPr>
       </w:r>
@@ -4842,6 +5152,7 @@
       </w:pPr>
       <w:r>
         <w:rPr>
+          <w:color w:val="000000"/>
           <w:rtl w:val="0"/>
         </w:rPr>
       </w:r>
@@ -4888,6 +5199,7 @@
             </w:pPr>
             <w:r>
               <w:rPr>
+                <w:color w:val="000000"/>
                 <w:rtl w:val="0"/>
               </w:rPr>
             </w:r>
@@ -4906,6 +5218,7 @@
             <w:r>
               <w:rPr>
                 <w:rFonts w:ascii="Times New Roman" w:cs="Times New Roman" w:eastAsia="Times New Roman" w:hAnsi="Times New Roman"/>
+                <w:color w:val="000000"/>
                 <w:sz w:val="24"/>
                 <w:szCs w:val="24"/>
                 <w:rtl w:val="0"/>
@@ -4930,6 +5243,7 @@
             </w:pPr>
             <w:r>
               <w:rPr>
+                <w:color w:val="000000"/>
                 <w:rtl w:val="0"/>
               </w:rPr>
             </w:r>
@@ -4949,6 +5263,7 @@
             <w:r>
               <w:rPr>
                 <w:rFonts w:ascii="Times New Roman" w:cs="Times New Roman" w:eastAsia="Times New Roman" w:hAnsi="Times New Roman"/>
+                <w:color w:val="000000"/>
                 <w:sz w:val="24"/>
                 <w:szCs w:val="24"/>
                 <w:rtl w:val="0"/>
@@ -4972,6 +5287,7 @@
             </w:pPr>
             <w:r>
               <w:rPr>
+                <w:color w:val="000000"/>
                 <w:rtl w:val="0"/>
               </w:rPr>
             </w:r>
@@ -4990,6 +5306,7 @@
             <w:r>
               <w:rPr>
                 <w:rFonts w:ascii="Times New Roman" w:cs="Times New Roman" w:eastAsia="Times New Roman" w:hAnsi="Times New Roman"/>
+                <w:color w:val="000000"/>
                 <w:sz w:val="24"/>
                 <w:szCs w:val="24"/>
                 <w:rtl w:val="0"/>
@@ -5021,6 +5338,7 @@
             <w:r>
               <w:rPr>
                 <w:rFonts w:ascii="Times New Roman" w:cs="Times New Roman" w:eastAsia="Times New Roman" w:hAnsi="Times New Roman"/>
+                <w:color w:val="000000"/>
                 <w:sz w:val="24"/>
                 <w:szCs w:val="24"/>
                 <w:rtl w:val="0"/>
@@ -5045,6 +5363,7 @@
             <w:r>
               <w:rPr>
                 <w:rFonts w:ascii="Times New Roman" w:cs="Times New Roman" w:eastAsia="Times New Roman" w:hAnsi="Times New Roman"/>
+                <w:color w:val="000000"/>
                 <w:sz w:val="24"/>
                 <w:szCs w:val="24"/>
                 <w:rtl w:val="0"/>
@@ -5069,6 +5388,7 @@
             <w:r>
               <w:rPr>
                 <w:rFonts w:ascii="Times New Roman" w:cs="Times New Roman" w:eastAsia="Times New Roman" w:hAnsi="Times New Roman"/>
+                <w:color w:val="000000"/>
                 <w:sz w:val="24"/>
                 <w:szCs w:val="24"/>
                 <w:rtl w:val="0"/>
@@ -5092,6 +5412,7 @@
       </w:pPr>
       <w:r>
         <w:rPr>
+          <w:color w:val="000000"/>
           <w:rtl w:val="0"/>
         </w:rPr>
       </w:r>
@@ -5109,6 +5430,7 @@
       </w:pPr>
       <w:r>
         <w:rPr>
+          <w:color w:val="000000"/>
           <w:rtl w:val="0"/>
         </w:rPr>
       </w:r>
@@ -5126,6 +5448,7 @@
       </w:pPr>
       <w:r>
         <w:rPr>
+          <w:color w:val="000000"/>
           <w:rtl w:val="0"/>
         </w:rPr>
       </w:r>
@@ -5143,6 +5466,7 @@
       </w:pPr>
       <w:r>
         <w:rPr>
+          <w:color w:val="000000"/>
           <w:rtl w:val="0"/>
         </w:rPr>
       </w:r>
@@ -5160,6 +5484,7 @@
       </w:pPr>
       <w:r>
         <w:rPr>
+          <w:color w:val="000000"/>
           <w:rtl w:val="0"/>
         </w:rPr>
       </w:r>
@@ -5178,6 +5503,7 @@
       <w:r>
         <w:rPr>
           <w:rFonts w:ascii="Times New Roman" w:cs="Times New Roman" w:eastAsia="Times New Roman" w:hAnsi="Times New Roman"/>
+          <w:color w:val="000000"/>
           <w:sz w:val="24"/>
           <w:szCs w:val="24"/>
           <w:rtl w:val="0"/>
@@ -5211,6 +5537,7 @@
       </w:hyperlink>
       <w:r>
         <w:rPr>
+          <w:color w:val="000000"/>
           <w:rtl w:val="0"/>
         </w:rPr>
       </w:r>
@@ -5229,6 +5556,7 @@
       <w:r>
         <w:rPr>
           <w:rFonts w:ascii="Times New Roman" w:cs="Times New Roman" w:eastAsia="Times New Roman" w:hAnsi="Times New Roman"/>
+          <w:color w:val="000000"/>
           <w:sz w:val="24"/>
           <w:szCs w:val="24"/>
           <w:rtl w:val="0"/>
@@ -5250,6 +5578,7 @@
       <w:r>
         <w:rPr>
           <w:rFonts w:ascii="Times New Roman" w:cs="Times New Roman" w:eastAsia="Times New Roman" w:hAnsi="Times New Roman"/>
+          <w:color w:val="000000"/>
           <w:sz w:val="24"/>
           <w:szCs w:val="24"/>
           <w:rtl w:val="0"/>
@@ -5280,18 +5609,54 @@
       </w:hyperlink>
       <w:r>
         <w:rPr>
+          <w:color w:val="000000"/>
           <w:rtl w:val="0"/>
         </w:rPr>
       </w:r>
     </w:p>
     <w:sectPr>
       <w:headerReference r:id="rId16" w:type="default"/>
+      <w:footerReference w:type="default" r:id="rId17"/>
+      <w:headerReference w:type="first" r:id="rId18"/>
+      <w:footerReference w:type="first" r:id="rId19"/>
+      <w:headerReference w:type="even" r:id="rId20"/>
+      <w:footerReference w:type="even" r:id="rId21"/>
       <w:pgSz w:h="16838" w:w="11906" w:orient="portrait"/>
       <w:pgMar w:bottom="2174" w:top="2448" w:left="1530" w:right="1440" w:header="1008" w:footer="1008"/>
       <w:pgNumType w:start="1"/>
     </w:sectPr>
   </w:body>
 </w:document>
+</file>
+
+<file path=word/footer1.xml><?xml version="1.0" encoding="utf-8"?>
+<w:ftr xmlns:m="http://schemas.openxmlformats.org/officeDocument/2006/math" xmlns:mc="http://schemas.openxmlformats.org/markup-compatibility/2006" xmlns:mo="http://schemas.microsoft.com/office/mac/office/2008/main" xmlns:mv="urn:schemas-microsoft-com:mac:vml" xmlns:o="urn:schemas-microsoft-com:office:office" xmlns:r="http://schemas.openxmlformats.org/officeDocument/2006/relationships" xmlns:v="urn:schemas-microsoft-com:vml" xmlns:w10="urn:schemas-microsoft-com:office:word" xmlns:w14="http://schemas.microsoft.com/office/word/2010/wordml" xmlns:w="http://schemas.openxmlformats.org/wordprocessingml/2006/main" xmlns:wne="http://schemas.microsoft.com/office/word/2006/wordml" xmlns:wp14="http://schemas.microsoft.com/office/word/2010/wordprocessingDrawing" xmlns:wp="http://schemas.openxmlformats.org/drawingml/2006/wordprocessingDrawing" xmlns:wpc="http://schemas.microsoft.com/office/word/2010/wordprocessingCanvas" xmlns:wpg="http://schemas.microsoft.com/office/word/2010/wordprocessingGroup" xmlns:wpi="http://schemas.microsoft.com/office/word/2010/wordprocessingInk" xmlns:wps="http://schemas.microsoft.com/office/word/2010/wordprocessingShape" mc:Ignorable="w14 wp14">
+  <w:p>
+    <w:pPr>
+      <w:pStyle w:val="Footer"/>
+    </w:pPr>
+  </w:p>
+</w:ftr>
+</file>
+
+<file path=word/footer2.xml><?xml version="1.0" encoding="utf-8"?>
+<w:ftr xmlns:m="http://schemas.openxmlformats.org/officeDocument/2006/math" xmlns:mc="http://schemas.openxmlformats.org/markup-compatibility/2006" xmlns:mo="http://schemas.microsoft.com/office/mac/office/2008/main" xmlns:mv="urn:schemas-microsoft-com:mac:vml" xmlns:o="urn:schemas-microsoft-com:office:office" xmlns:r="http://schemas.openxmlformats.org/officeDocument/2006/relationships" xmlns:v="urn:schemas-microsoft-com:vml" xmlns:w10="urn:schemas-microsoft-com:office:word" xmlns:w14="http://schemas.microsoft.com/office/word/2010/wordml" xmlns:w="http://schemas.openxmlformats.org/wordprocessingml/2006/main" xmlns:wne="http://schemas.microsoft.com/office/word/2006/wordml" xmlns:wp14="http://schemas.microsoft.com/office/word/2010/wordprocessingDrawing" xmlns:wp="http://schemas.openxmlformats.org/drawingml/2006/wordprocessingDrawing" xmlns:wpc="http://schemas.microsoft.com/office/word/2010/wordprocessingCanvas" xmlns:wpg="http://schemas.microsoft.com/office/word/2010/wordprocessingGroup" xmlns:wpi="http://schemas.microsoft.com/office/word/2010/wordprocessingInk" xmlns:wps="http://schemas.microsoft.com/office/word/2010/wordprocessingShape" mc:Ignorable="w14 wp14">
+  <w:p>
+    <w:pPr>
+      <w:pStyle w:val="Footer"/>
+    </w:pPr>
+  </w:p>
+</w:ftr>
+</file>
+
+<file path=word/footer3.xml><?xml version="1.0" encoding="utf-8"?>
+<w:ftr xmlns:m="http://schemas.openxmlformats.org/officeDocument/2006/math" xmlns:mc="http://schemas.openxmlformats.org/markup-compatibility/2006" xmlns:mo="http://schemas.microsoft.com/office/mac/office/2008/main" xmlns:mv="urn:schemas-microsoft-com:mac:vml" xmlns:o="urn:schemas-microsoft-com:office:office" xmlns:r="http://schemas.openxmlformats.org/officeDocument/2006/relationships" xmlns:v="urn:schemas-microsoft-com:vml" xmlns:w10="urn:schemas-microsoft-com:office:word" xmlns:w14="http://schemas.microsoft.com/office/word/2010/wordml" xmlns:w="http://schemas.openxmlformats.org/wordprocessingml/2006/main" xmlns:wne="http://schemas.microsoft.com/office/word/2006/wordml" xmlns:wp14="http://schemas.microsoft.com/office/word/2010/wordprocessingDrawing" xmlns:wp="http://schemas.openxmlformats.org/drawingml/2006/wordprocessingDrawing" xmlns:wpc="http://schemas.microsoft.com/office/word/2010/wordprocessingCanvas" xmlns:wpg="http://schemas.microsoft.com/office/word/2010/wordprocessingGroup" xmlns:wpi="http://schemas.microsoft.com/office/word/2010/wordprocessingInk" xmlns:wps="http://schemas.microsoft.com/office/word/2010/wordprocessingShape" mc:Ignorable="w14 wp14">
+  <w:p>
+    <w:pPr>
+      <w:pStyle w:val="Footer"/>
+    </w:pPr>
+  </w:p>
+</w:ftr>
 </file>
 
 <file path=word/header1.xml><?xml version="1.0" encoding="utf-8"?>
@@ -5315,7 +5680,9 @@
       </w:rPr>
     </w:pPr>
     <w:r>
-      <w:rPr/>
+      <w:rPr>
+        <w:color w:val="000000"/>
+      </w:rPr>
       <w:drawing>
         <wp:anchor allowOverlap="1" behindDoc="1" distB="0" distT="0" distL="0" distR="0" hidden="0" layoutInCell="1" locked="0" relativeHeight="0" simplePos="0">
           <wp:simplePos x="0" y="0"/>
@@ -5359,9 +5726,30 @@
     </w:r>
     <w:r>
       <w:rPr>
+        <w:color w:val="000000"/>
         <w:rtl w:val="0"/>
       </w:rPr>
     </w:r>
+  </w:p>
+</w:hdr>
+</file>
+
+<file path=word/header2.xml><?xml version="1.0" encoding="utf-8"?>
+<w:hdr xmlns:m="http://schemas.openxmlformats.org/officeDocument/2006/math" xmlns:mc="http://schemas.openxmlformats.org/markup-compatibility/2006" xmlns:mo="http://schemas.microsoft.com/office/mac/office/2008/main" xmlns:mv="urn:schemas-microsoft-com:mac:vml" xmlns:o="urn:schemas-microsoft-com:office:office" xmlns:r="http://schemas.openxmlformats.org/officeDocument/2006/relationships" xmlns:v="urn:schemas-microsoft-com:vml" xmlns:w10="urn:schemas-microsoft-com:office:word" xmlns:w14="http://schemas.microsoft.com/office/word/2010/wordml" xmlns:w="http://schemas.openxmlformats.org/wordprocessingml/2006/main" xmlns:wne="http://schemas.microsoft.com/office/word/2006/wordml" xmlns:wp14="http://schemas.microsoft.com/office/word/2010/wordprocessingDrawing" xmlns:wp="http://schemas.openxmlformats.org/drawingml/2006/wordprocessingDrawing" xmlns:wpc="http://schemas.microsoft.com/office/word/2010/wordprocessingCanvas" xmlns:wpg="http://schemas.microsoft.com/office/word/2010/wordprocessingGroup" xmlns:wpi="http://schemas.microsoft.com/office/word/2010/wordprocessingInk" xmlns:wps="http://schemas.microsoft.com/office/word/2010/wordprocessingShape" mc:Ignorable="w14 wp14">
+  <w:p>
+    <w:pPr>
+      <w:pStyle w:val="Header"/>
+    </w:pPr>
+  </w:p>
+</w:hdr>
+</file>
+
+<file path=word/header3.xml><?xml version="1.0" encoding="utf-8"?>
+<w:hdr xmlns:m="http://schemas.openxmlformats.org/officeDocument/2006/math" xmlns:mc="http://schemas.openxmlformats.org/markup-compatibility/2006" xmlns:mo="http://schemas.microsoft.com/office/mac/office/2008/main" xmlns:mv="urn:schemas-microsoft-com:mac:vml" xmlns:o="urn:schemas-microsoft-com:office:office" xmlns:r="http://schemas.openxmlformats.org/officeDocument/2006/relationships" xmlns:v="urn:schemas-microsoft-com:vml" xmlns:w10="urn:schemas-microsoft-com:office:word" xmlns:w14="http://schemas.microsoft.com/office/word/2010/wordml" xmlns:w="http://schemas.openxmlformats.org/wordprocessingml/2006/main" xmlns:wne="http://schemas.microsoft.com/office/word/2006/wordml" xmlns:wp14="http://schemas.microsoft.com/office/word/2010/wordprocessingDrawing" xmlns:wp="http://schemas.openxmlformats.org/drawingml/2006/wordprocessingDrawing" xmlns:wpc="http://schemas.microsoft.com/office/word/2010/wordprocessingCanvas" xmlns:wpg="http://schemas.microsoft.com/office/word/2010/wordprocessingGroup" xmlns:wpi="http://schemas.microsoft.com/office/word/2010/wordprocessingInk" xmlns:wps="http://schemas.microsoft.com/office/word/2010/wordprocessingShape" mc:Ignorable="w14 wp14">
+  <w:p>
+    <w:pPr>
+      <w:pStyle w:val="Header"/>
+    </w:pPr>
   </w:p>
 </w:hdr>
 </file>
